--- a/docs/files/f5_文雪_半亩花田_供应链管培生（2027届校招-J10971）.docx
+++ b/docs/files/f5_文雪_半亩花田_供应链管培生（2027届校招-J10971）.docx
@@ -5,18 +5,17 @@
   <w:body>
     <w:p>
       <w:pPr>
+        <w:spacing w:line="290" w:lineRule="atLeast" w:before="0" w:after="0"/>
         <w:rPr>
           <w:rFonts w:hint="default"/>
           <w:vanish/>
         </w:rPr>
-        <w:spacing w:line="290" w:lineRule="atLeast" w:before="0" w:after="0"/>
       </w:pPr>
     </w:p>
     <w:tbl>
       <w:tblPr>
         <w:tblW w:w="0" w:type="auto"/>
         <w:jc w:val="center"/>
-        <w:tblInd w:w="0" w:type="dxa"/>
         <w:tblLayout w:type="fixed"/>
         <w:tblCellMar>
           <w:left w:w="0" w:type="dxa"/>
@@ -89,14 +88,15 @@
           </w:tcPr>
           <w:p>
             <w:pPr>
+              <w:spacing w:line="290" w:lineRule="atLeast" w:before="0" w:after="0"/>
               <w:jc w:val="center"/>
               <w:rPr>
                 <w:rFonts w:hint="default"/>
               </w:rPr>
-              <w:spacing w:line="290" w:lineRule="atLeast" w:before="0" w:after="0"/>
-            </w:pPr>
-            <w:r>
-              <w:rPr>
+            </w:pPr>
+            <w:r>
+              <w:rPr>
+                <w:rFonts w:hint="default"/>
                 <w:noProof/>
               </w:rPr>
               <w:pict w14:anchorId="7207AFA7">
@@ -119,7 +119,7 @@
                   <v:path o:extrusionok="f" gradientshapeok="t" o:connecttype="rect"/>
                   <o:lock v:ext="edit" aspectratio="t"/>
                 </v:shapetype>
-                <v:shape id="_x0000_s2052" type="#_x0000_t75" style="position:absolute;left:0;text-align:left;margin-left:-3.1pt;margin-top:-3.1pt;width:58.05pt;height:81.95pt;z-index:251657728;mso-position-horizontal-relative:text;mso-position-vertical-relative:text">
+                <v:shape id="_x0000_s2052" type="#_x0000_t75" style="position:absolute;left:0;text-align:left;margin-left:-3.1pt;margin-top:-3.1pt;width:58.05pt;height:81.95pt;z-index:1;mso-position-horizontal-relative:text;mso-position-vertical-relative:text">
                   <v:imagedata r:id="rId7" o:title="微信图片_20260311210753_173_4"/>
                 </v:shape>
               </w:pict>
@@ -153,66 +153,81 @@
             <w:pPr>
               <w:spacing w:line="290" w:lineRule="atLeast" w:before="0" w:after="0"/>
               <w:rPr>
+                <w:rFonts w:eastAsia="等线" w:hint="default"/>
+                <w:sz w:val="21"/>
+              </w:rPr>
+            </w:pPr>
+            <w:r>
+              <w:rPr>
+                <w:rFonts w:ascii="Times New Roman" w:hAnsi="Times New Roman" w:hint="default"/>
+                <w:sz w:val="21"/>
+              </w:rPr>
+              <w:t>18658249341</w:t>
+            </w:r>
+            <w:r>
+              <w:rPr>
                 <w:rFonts w:eastAsia="等线"/>
                 <w:sz w:val="21"/>
               </w:rPr>
-            </w:pPr>
-            <w:r>
-              <w:rPr>
-                <w:rFonts w:ascii="Times New Roman" w:hAnsi="Times New Roman" w:hint="default"/>
-                <w:sz w:val="21"/>
-              </w:rPr>
-              <w:t>18658249341</w:t>
+              <w:t xml:space="preserve"> </w:t>
+            </w:r>
+            <w:r>
+              <w:rPr>
+                <w:rFonts w:ascii="宋体" w:eastAsia="宋体" w:hAnsi="宋体"/>
+                <w:sz w:val="21"/>
+              </w:rPr>
+              <w:t xml:space="preserve"> </w:t>
+            </w:r>
+            <w:r>
+              <w:rPr>
+                <w:rFonts w:ascii="宋体" w:eastAsia="宋体" w:hAnsi="宋体"/>
+                <w:b/>
+                <w:bCs/>
+                <w:sz w:val="21"/>
+              </w:rPr>
+              <w:t>|</w:t>
             </w:r>
             <w:r>
               <w:rPr>
                 <w:rFonts w:eastAsia="等线"/>
                 <w:sz w:val="21"/>
               </w:rPr>
-              <w:t xml:space="preserve"> </w:t>
+              <w:t xml:space="preserve">  </w:t>
+            </w:r>
+            <w:r>
+              <w:rPr>
+                <w:rFonts w:ascii="Times New Roman" w:hAnsi="Times New Roman"/>
+                <w:sz w:val="21"/>
+              </w:rPr>
+              <w:t>2631217547@qq.com</w:t>
+            </w:r>
+            <w:r>
+              <w:rPr>
+                <w:rFonts w:ascii="Times New Roman" w:eastAsia="等线" w:hAnsi="Times New Roman"/>
+                <w:sz w:val="21"/>
+              </w:rPr>
+              <w:t xml:space="preserve">  </w:t>
             </w:r>
             <w:r>
               <w:rPr>
                 <w:rFonts w:ascii="宋体" w:eastAsia="宋体" w:hAnsi="宋体"/>
-                <w:sz w:val="21"/>
-              </w:rPr>
-              <w:t xml:space="preserve"> </w:t>
+                <w:b/>
+                <w:bCs/>
+                <w:sz w:val="21"/>
+              </w:rPr>
+              <w:t>|</w:t>
             </w:r>
             <w:r>
               <w:rPr>
                 <w:rFonts w:ascii="宋体" w:eastAsia="宋体" w:hAnsi="宋体"/>
-                <w:b/>
-                <w:bCs/>
-                <w:sz w:val="21"/>
-              </w:rPr>
-              <w:t>|</w:t>
-            </w:r>
-            <w:r>
-              <w:rPr>
-                <w:rFonts w:eastAsia="等线"/>
-                <w:sz w:val="21"/>
-              </w:rPr>
-              <w:t xml:space="preserve">  </w:t>
-            </w:r>
-            <w:r>
-              <w:rPr>
-                <w:rFonts w:ascii="Times New Roman" w:hAnsi="Times New Roman"/>
-                <w:sz w:val="21"/>
-              </w:rPr>
-              <w:t>2631217547@qq.com</w:t>
-            </w:r>
-            <w:r>
-              <w:rPr>
-                <w:rFonts w:ascii="Times New Roman" w:eastAsia="等线" w:hAnsi="Times New Roman"/>
-                <w:sz w:val="21"/>
-              </w:rPr>
-              <w:t xml:space="preserve">  </w:t>
+                <w:sz w:val="21"/>
+              </w:rPr>
+              <w:t xml:space="preserve">  共青团员  </w:t>
             </w:r>
             <w:r>
               <w:rPr>
                 <w:rFonts w:ascii="宋体" w:eastAsia="宋体" w:hAnsi="宋体"/>
                 <w:b/>
-                <w:bCs/>
                 <w:sz w:val="21"/>
               </w:rPr>
               <w:t>|</w:t>
@@ -233,10 +248,11 @@
           </w:tcPr>
           <w:p>
             <w:pPr>
-              <w:rPr>
-                <w:sz w:val="21"/>
-              </w:rPr>
-              <w:spacing w:line="290" w:lineRule="atLeast" w:before="0" w:after="0"/>
+              <w:spacing w:line="290" w:lineRule="atLeast" w:before="0" w:after="0"/>
+              <w:rPr>
+                <w:rFonts w:hint="default"/>
+                <w:sz w:val="21"/>
+              </w:rPr>
             </w:pPr>
           </w:p>
         </w:tc>
@@ -267,33 +283,37 @@
             <w:pPr>
               <w:spacing w:line="290" w:lineRule="atLeast" w:before="0" w:after="0"/>
               <w:rPr>
-                <w:b/>
-                <w:bCs/>
-                <w:sz w:val="21"/>
-              </w:rPr>
-            </w:pPr>
-            <w:r>
-              <w:rPr>
-                <w:rFonts w:ascii="Times New Roman" w:eastAsia="宋体" w:hAnsi="Times New Roman" w:cs="宋体"/>
-                <w:b/>
-                <w:bCs/>
-                <w:sz w:val="21"/>
+                <w:rFonts w:hint="default"/>
+                <w:b/>
+                <w:bCs/>
+                <w:sz w:val="21"/>
+              </w:rPr>
+            </w:pPr>
+            <w:r>
+              <w:rPr>
+                <w:rFonts w:ascii="Times New Roman" w:eastAsia="宋体" w:hAnsi="Times New Roman"/>
+                <w:b/>
+                <w:bCs/>
+                <w:sz w:val="21"/>
+                <w:szCs w:val="21"/>
               </w:rPr>
               <w:t xml:space="preserve">求职意向：</w:t>
             </w:r>
             <w:r>
               <w:rPr>
-                <w:rFonts w:ascii="Times New Roman" w:eastAsia="宋体" w:hAnsi="Times New Roman" w:cs="宋体"/>
-                <w:b/>
-                <w:bCs/>
-                <w:sz w:val="21"/>
+                <w:rFonts w:ascii="Times New Roman" w:eastAsia="宋体" w:hAnsi="Times New Roman"/>
+                <w:b/>
+                <w:bCs/>
+                <w:sz w:val="21"/>
+                <w:szCs w:val="21"/>
               </w:rPr>
               <w:t xml:space="preserve"> </w:t>
             </w:r>
             <w:r>
               <w:rPr>
-                <w:rFonts w:ascii="Times New Roman" w:eastAsia="宋体" w:hAnsi="Times New Roman" w:cs="宋体"/>
-                <w:sz w:val="21"/>
+                <w:rFonts w:ascii="Times New Roman" w:eastAsia="宋体" w:hAnsi="Times New Roman"/>
+                <w:sz w:val="21"/>
+                <w:szCs w:val="21"/>
               </w:rPr>
               <w:t xml:space="preserve">供应链管培生（计划</w:t>
             </w:r>
@@ -306,8 +326,9 @@
             </w:r>
             <w:r>
               <w:rPr>
-                <w:rFonts w:ascii="Times New Roman" w:eastAsia="宋体" w:hAnsi="Times New Roman" w:cs="宋体"/>
-                <w:sz w:val="21"/>
+                <w:rFonts w:ascii="Times New Roman" w:eastAsia="宋体" w:hAnsi="Times New Roman"/>
+                <w:sz w:val="21"/>
+                <w:szCs w:val="21"/>
               </w:rPr>
               <w:t xml:space="preserve">采购</w:t>
             </w:r>
@@ -320,8 +341,9 @@
             </w:r>
             <w:r>
               <w:rPr>
-                <w:rFonts w:ascii="Times New Roman" w:eastAsia="宋体" w:hAnsi="Times New Roman" w:cs="宋体"/>
-                <w:sz w:val="21"/>
+                <w:rFonts w:ascii="Times New Roman" w:eastAsia="宋体" w:hAnsi="Times New Roman"/>
+                <w:sz w:val="21"/>
+                <w:szCs w:val="21"/>
               </w:rPr>
               <w:t xml:space="preserve">物流方向）</w:t>
             </w:r>
@@ -334,10 +356,11 @@
           </w:tcPr>
           <w:p>
             <w:pPr>
-              <w:rPr>
-                <w:sz w:val="21"/>
-              </w:rPr>
-              <w:spacing w:line="290" w:lineRule="atLeast" w:before="0" w:after="0"/>
+              <w:spacing w:line="290" w:lineRule="atLeast" w:before="0" w:after="0"/>
+              <w:rPr>
+                <w:rFonts w:hint="default"/>
+                <w:sz w:val="21"/>
+              </w:rPr>
             </w:pPr>
           </w:p>
         </w:tc>
@@ -368,24 +391,27 @@
             <w:pPr>
               <w:spacing w:line="290" w:lineRule="atLeast" w:before="0" w:after="0"/>
               <w:rPr>
-                <w:b/>
-                <w:bCs/>
-                <w:sz w:val="21"/>
-              </w:rPr>
-            </w:pPr>
-            <w:r>
-              <w:rPr>
-                <w:rFonts w:ascii="Times New Roman" w:eastAsia="宋体" w:hAnsi="Times New Roman" w:cs="宋体"/>
-                <w:b/>
-                <w:bCs/>
-                <w:sz w:val="21"/>
+                <w:rFonts w:hint="default"/>
+                <w:b/>
+                <w:bCs/>
+                <w:sz w:val="21"/>
+              </w:rPr>
+            </w:pPr>
+            <w:r>
+              <w:rPr>
+                <w:rFonts w:ascii="Times New Roman" w:eastAsia="宋体" w:hAnsi="Times New Roman"/>
+                <w:b/>
+                <w:bCs/>
+                <w:sz w:val="21"/>
+                <w:szCs w:val="21"/>
               </w:rPr>
               <w:t xml:space="preserve">个人优势：</w:t>
             </w:r>
             <w:r>
               <w:rPr>
-                <w:rFonts w:ascii="Times New Roman" w:eastAsia="宋体" w:hAnsi="Times New Roman" w:cs="宋体"/>
-                <w:sz w:val="21"/>
+                <w:rFonts w:ascii="Times New Roman" w:eastAsia="宋体" w:hAnsi="Times New Roman"/>
+                <w:sz w:val="21"/>
+                <w:szCs w:val="21"/>
               </w:rPr>
               <w:t xml:space="preserve">计划与优化：独立构建选址</w:t>
             </w:r>
@@ -398,8 +424,9 @@
             </w:r>
             <w:r>
               <w:rPr>
-                <w:rFonts w:ascii="Times New Roman" w:eastAsia="宋体" w:hAnsi="Times New Roman" w:cs="宋体"/>
-                <w:sz w:val="21"/>
+                <w:rFonts w:ascii="Times New Roman" w:eastAsia="宋体" w:hAnsi="Times New Roman"/>
+                <w:sz w:val="21"/>
+                <w:szCs w:val="21"/>
               </w:rPr>
               <w:t xml:space="preserve">路径双层优化模型（</w:t>
             </w:r>
@@ -412,8 +439,9 @@
             </w:r>
             <w:r>
               <w:rPr>
-                <w:rFonts w:ascii="Times New Roman" w:eastAsia="宋体" w:hAnsi="Times New Roman" w:cs="宋体"/>
-                <w:sz w:val="21"/>
+                <w:rFonts w:ascii="Times New Roman" w:eastAsia="宋体" w:hAnsi="Times New Roman"/>
+                <w:sz w:val="21"/>
+                <w:szCs w:val="21"/>
               </w:rPr>
               <w:t xml:space="preserve">求解），测算总成本降低</w:t>
             </w:r>
@@ -426,8 +454,9 @@
             </w:r>
             <w:r>
               <w:rPr>
-                <w:rFonts w:ascii="Times New Roman" w:eastAsia="宋体" w:hAnsi="Times New Roman" w:cs="宋体"/>
-                <w:sz w:val="21"/>
+                <w:rFonts w:ascii="Times New Roman" w:eastAsia="宋体" w:hAnsi="Times New Roman"/>
+                <w:sz w:val="21"/>
+                <w:szCs w:val="21"/>
               </w:rPr>
               <w:t xml:space="preserve">、配送时长缩短</w:t>
             </w:r>
@@ -440,8 +469,9 @@
             </w:r>
             <w:r>
               <w:rPr>
-                <w:rFonts w:ascii="Times New Roman" w:eastAsia="宋体" w:hAnsi="Times New Roman" w:cs="宋体"/>
-                <w:sz w:val="21"/>
+                <w:rFonts w:ascii="Times New Roman" w:eastAsia="宋体" w:hAnsi="Times New Roman"/>
+                <w:sz w:val="21"/>
+                <w:szCs w:val="21"/>
               </w:rPr>
               <w:t xml:space="preserve">，具备需求</w:t>
             </w:r>
@@ -454,8 +484,9 @@
             </w:r>
             <w:r>
               <w:rPr>
-                <w:rFonts w:ascii="Times New Roman" w:eastAsia="宋体" w:hAnsi="Times New Roman" w:cs="宋体"/>
-                <w:sz w:val="21"/>
+                <w:rFonts w:ascii="Times New Roman" w:eastAsia="宋体" w:hAnsi="Times New Roman"/>
+                <w:sz w:val="21"/>
+                <w:szCs w:val="21"/>
               </w:rPr>
               <w:t xml:space="preserve">资源平衡、生产计划编制与网络优化思维；采购与库存：用友</w:t>
             </w:r>
@@ -468,8 +499,9 @@
             </w:r>
             <w:r>
               <w:rPr>
-                <w:rFonts w:ascii="Times New Roman" w:eastAsia="宋体" w:hAnsi="Times New Roman" w:cs="宋体"/>
-                <w:sz w:val="21"/>
+                <w:rFonts w:ascii="Times New Roman" w:eastAsia="宋体" w:hAnsi="Times New Roman"/>
+                <w:sz w:val="21"/>
+                <w:szCs w:val="21"/>
               </w:rPr>
               <w:t xml:space="preserve">采购→入库→调拨→核算全流程实操；瑞幸数十种原辅料盘点</w:t>
             </w:r>
@@ -482,8 +514,9 @@
             </w:r>
             <w:r>
               <w:rPr>
-                <w:rFonts w:ascii="Times New Roman" w:eastAsia="宋体" w:hAnsi="Times New Roman" w:cs="宋体"/>
-                <w:sz w:val="21"/>
+                <w:rFonts w:ascii="Times New Roman" w:eastAsia="宋体" w:hAnsi="Times New Roman"/>
+                <w:sz w:val="21"/>
+                <w:szCs w:val="21"/>
               </w:rPr>
               <w:t xml:space="preserve">效期</w:t>
             </w:r>
@@ -496,8 +529,9 @@
             </w:r>
             <w:r>
               <w:rPr>
-                <w:rFonts w:ascii="Times New Roman" w:eastAsia="宋体" w:hAnsi="Times New Roman" w:cs="宋体"/>
-                <w:sz w:val="21"/>
+                <w:rFonts w:ascii="Times New Roman" w:eastAsia="宋体" w:hAnsi="Times New Roman"/>
+                <w:sz w:val="21"/>
+                <w:szCs w:val="21"/>
               </w:rPr>
               <w:t xml:space="preserve">补货管理经验，理解安全库存与需求波动逻辑；数据敏感：掌握</w:t>
             </w:r>
@@ -510,8 +544,9 @@
             </w:r>
             <w:r>
               <w:rPr>
-                <w:rFonts w:ascii="Times New Roman" w:eastAsia="宋体" w:hAnsi="Times New Roman" w:cs="宋体"/>
-                <w:sz w:val="21"/>
+                <w:rFonts w:ascii="Times New Roman" w:eastAsia="宋体" w:hAnsi="Times New Roman"/>
+                <w:sz w:val="21"/>
+                <w:szCs w:val="21"/>
               </w:rPr>
               <w:t xml:space="preserve">，累计处理</w:t>
             </w:r>
@@ -524,8 +559,9 @@
             </w:r>
             <w:r>
               <w:rPr>
-                <w:rFonts w:ascii="Times New Roman" w:eastAsia="宋体" w:hAnsi="Times New Roman" w:cs="宋体"/>
-                <w:sz w:val="21"/>
+                <w:rFonts w:ascii="Times New Roman" w:eastAsia="宋体" w:hAnsi="Times New Roman"/>
+                <w:sz w:val="21"/>
+                <w:szCs w:val="21"/>
               </w:rPr>
               <w:t xml:space="preserve">万</w:t>
             </w:r>
@@ -538,8 +574,9 @@
             </w:r>
             <w:r>
               <w:rPr>
-                <w:rFonts w:ascii="Times New Roman" w:eastAsia="宋体" w:hAnsi="Times New Roman" w:cs="宋体"/>
-                <w:sz w:val="21"/>
+                <w:rFonts w:ascii="Times New Roman" w:eastAsia="宋体" w:hAnsi="Times New Roman"/>
+                <w:sz w:val="21"/>
+                <w:szCs w:val="21"/>
               </w:rPr>
               <w:t xml:space="preserve">条业务数据，能用数据支撑需求预测与计划决策，数据敏感度高；执行与协作：</w:t>
             </w:r>
@@ -552,8 +589,9 @@
             </w:r>
             <w:r>
               <w:rPr>
-                <w:rFonts w:ascii="Times New Roman" w:eastAsia="宋体" w:hAnsi="Times New Roman" w:cs="宋体"/>
-                <w:sz w:val="21"/>
+                <w:rFonts w:ascii="Times New Roman" w:eastAsia="宋体" w:hAnsi="Times New Roman"/>
+                <w:sz w:val="21"/>
+                <w:szCs w:val="21"/>
               </w:rPr>
               <w:t xml:space="preserve">个月项目助理统筹</w:t>
             </w:r>
@@ -566,8 +604,9 @@
             </w:r>
             <w:r>
               <w:rPr>
-                <w:rFonts w:ascii="Times New Roman" w:eastAsia="宋体" w:hAnsi="Times New Roman" w:cs="宋体"/>
-                <w:sz w:val="21"/>
+                <w:rFonts w:ascii="Times New Roman" w:eastAsia="宋体" w:hAnsi="Times New Roman"/>
+                <w:sz w:val="21"/>
+                <w:szCs w:val="21"/>
               </w:rPr>
               <w:t xml:space="preserve">份材料并建立三级校验机制实现零差错提交；跨部门对接同步进度，善于梳理标准化流程</w:t>
             </w:r>
@@ -577,18 +616,18 @@
     </w:tbl>
     <w:p>
       <w:pPr>
+        <w:spacing w:line="290" w:lineRule="atLeast" w:before="0" w:after="0"/>
         <w:rPr>
+          <w:rFonts w:hint="default"/>
           <w:vanish/>
           <w:sz w:val="2"/>
         </w:rPr>
-        <w:spacing w:line="290" w:lineRule="atLeast" w:before="0" w:after="0"/>
       </w:pPr>
     </w:p>
     <w:tbl>
       <w:tblPr>
         <w:tblW w:w="0" w:type="auto"/>
         <w:jc w:val="center"/>
-        <w:tblInd w:w="0" w:type="dxa"/>
         <w:tblLayout w:type="fixed"/>
         <w:tblCellMar>
           <w:left w:w="0" w:type="dxa"/>
@@ -624,11 +663,17 @@
           <w:p>
             <w:pPr>
               <w:spacing w:line="290" w:lineRule="atLeast" w:before="0" w:after="0"/>
-            </w:pPr>
-            <w:r>
-              <w:rPr>
-                <w:b/>
-                <w:bCs/>
+              <w:rPr>
+                <w:rFonts w:ascii="宋体" w:eastAsia="宋体" w:hAnsi="宋体" w:hint="default"/>
+                <w:szCs w:val="24"/>
+              </w:rPr>
+            </w:pPr>
+            <w:r>
+              <w:rPr>
+                <w:rFonts w:ascii="宋体" w:eastAsia="宋体" w:hAnsi="宋体"/>
+                <w:b/>
+                <w:bCs/>
+                <w:szCs w:val="24"/>
               </w:rPr>
               <w:t>教育背景</w:t>
             </w:r>
@@ -660,7 +705,6 @@
             <w:tblPr>
               <w:tblpPr w:leftFromText="180" w:rightFromText="180" w:vertAnchor="page" w:horzAnchor="margin" w:tblpY="1"/>
               <w:tblW w:w="10915" w:type="dxa"/>
-              <w:tblInd w:w="0" w:type="dxa"/>
               <w:tblLayout w:type="fixed"/>
               <w:tblCellMar>
                 <w:left w:w="0" w:type="dxa"/>
@@ -697,6 +741,7 @@
                     <w:spacing w:line="290" w:lineRule="atLeast" w:before="0" w:after="0"/>
                     <w:jc w:val="center"/>
                     <w:rPr>
+                      <w:rFonts w:hint="default"/>
                       <w:sz w:val="21"/>
                     </w:rPr>
                   </w:pPr>
@@ -723,6 +768,7 @@
                   <w:pPr>
                     <w:spacing w:line="290" w:lineRule="atLeast" w:before="0" w:after="0"/>
                     <w:rPr>
+                      <w:rFonts w:hint="default"/>
                       <w:b/>
                       <w:bCs/>
                       <w:sz w:val="21"/>
@@ -760,6 +806,7 @@
                   <w:pPr>
                     <w:spacing w:line="290" w:lineRule="atLeast" w:before="0" w:after="0"/>
                     <w:rPr>
+                      <w:rFonts w:hint="default"/>
                       <w:b/>
                       <w:bCs/>
                       <w:sz w:val="21"/>
@@ -858,6 +905,7 @@
             <w:pPr>
               <w:spacing w:line="290" w:lineRule="atLeast" w:before="0" w:after="0"/>
               <w:rPr>
+                <w:rFonts w:hint="default"/>
                 <w:b/>
                 <w:bCs/>
               </w:rPr>
@@ -868,26 +916,27 @@
     </w:tbl>
     <w:p>
       <w:pPr>
+        <w:spacing w:line="290" w:lineRule="atLeast" w:before="0" w:after="0"/>
         <w:rPr>
+          <w:rFonts w:hint="default"/>
           <w:vanish/>
         </w:rPr>
-        <w:spacing w:line="290" w:lineRule="atLeast" w:before="0" w:after="0"/>
       </w:pPr>
     </w:p>
     <w:p>
       <w:pPr>
+        <w:spacing w:line="290" w:lineRule="atLeast" w:before="0" w:after="0"/>
         <w:rPr>
+          <w:rFonts w:hint="default"/>
           <w:vanish/>
           <w:sz w:val="21"/>
         </w:rPr>
-        <w:spacing w:line="290" w:lineRule="atLeast" w:before="0" w:after="0"/>
       </w:pPr>
     </w:p>
     <w:tbl>
       <w:tblPr>
         <w:tblW w:w="0" w:type="auto"/>
         <w:jc w:val="center"/>
-        <w:tblInd w:w="0" w:type="dxa"/>
         <w:tblLayout w:type="fixed"/>
         <w:tblCellMar>
           <w:left w:w="0" w:type="dxa"/>
@@ -924,6 +973,7 @@
             <w:pPr>
               <w:spacing w:line="290" w:lineRule="atLeast" w:before="0" w:after="0"/>
               <w:rPr>
+                <w:rFonts w:hint="default"/>
                 <w:sz w:val="21"/>
               </w:rPr>
             </w:pPr>
@@ -955,22 +1005,25 @@
               <w:spacing w:line="290" w:lineRule="atLeast" w:before="0" w:after="0"/>
               <w:ind w:left="442" w:hanging="442"/>
               <w:rPr>
-                <w:sz w:val="21"/>
-              </w:rPr>
-            </w:pPr>
-            <w:r>
-              <w:rPr>
-                <w:rFonts w:ascii="Times New Roman" w:eastAsia="宋体" w:hAnsi="Times New Roman" w:cs="宋体"/>
-                <w:b/>
-                <w:bCs/>
-                <w:sz w:val="21"/>
+                <w:rFonts w:hint="default"/>
+                <w:sz w:val="21"/>
+              </w:rPr>
+            </w:pPr>
+            <w:r>
+              <w:rPr>
+                <w:rFonts w:ascii="Times New Roman" w:eastAsia="宋体" w:hAnsi="Times New Roman"/>
+                <w:b/>
+                <w:bCs/>
+                <w:sz w:val="21"/>
+                <w:szCs w:val="21"/>
               </w:rPr>
               <w:t xml:space="preserve">核心课程：</w:t>
             </w:r>
             <w:r>
               <w:rPr>
-                <w:rFonts w:ascii="Times New Roman" w:eastAsia="宋体" w:hAnsi="Times New Roman" w:cs="宋体"/>
-                <w:sz w:val="21"/>
+                <w:rFonts w:ascii="Times New Roman" w:eastAsia="宋体" w:hAnsi="Times New Roman"/>
+                <w:sz w:val="21"/>
+                <w:szCs w:val="21"/>
               </w:rPr>
               <w:t xml:space="preserve">供应链建模与仿真、</w:t>
             </w:r>
@@ -983,8 +1036,9 @@
             </w:r>
             <w:r>
               <w:rPr>
-                <w:rFonts w:ascii="Times New Roman" w:eastAsia="宋体" w:hAnsi="Times New Roman" w:cs="宋体"/>
-                <w:sz w:val="21"/>
+                <w:rFonts w:ascii="Times New Roman" w:eastAsia="宋体" w:hAnsi="Times New Roman"/>
+                <w:sz w:val="21"/>
+                <w:szCs w:val="21"/>
               </w:rPr>
               <w:t xml:space="preserve">供应链管理综合实验、供应链资源规划、采购管理、物流管理、统计学、</w:t>
             </w:r>
@@ -997,8 +1051,9 @@
             </w:r>
             <w:r>
               <w:rPr>
-                <w:rFonts w:ascii="Times New Roman" w:eastAsia="宋体" w:hAnsi="Times New Roman" w:cs="宋体"/>
-                <w:sz w:val="21"/>
+                <w:rFonts w:ascii="Times New Roman" w:eastAsia="宋体" w:hAnsi="Times New Roman"/>
+                <w:sz w:val="21"/>
+                <w:szCs w:val="21"/>
               </w:rPr>
               <w:t xml:space="preserve">程序设计、大数据管理与分析</w:t>
             </w:r>
@@ -1030,6 +1085,7 @@
             <w:pPr>
               <w:spacing w:line="290" w:lineRule="atLeast" w:before="0" w:after="0"/>
               <w:rPr>
+                <w:rFonts w:hint="default"/>
                 <w:sz w:val="21"/>
               </w:rPr>
             </w:pPr>
@@ -1060,22 +1116,25 @@
               </w:numPr>
               <w:spacing w:line="290" w:lineRule="atLeast" w:before="0" w:after="0"/>
               <w:rPr>
-                <w:sz w:val="21"/>
-              </w:rPr>
-            </w:pPr>
-            <w:r>
-              <w:rPr>
-                <w:rFonts w:ascii="Times New Roman" w:eastAsia="宋体" w:hAnsi="Times New Roman" w:cs="宋体"/>
-                <w:b/>
-                <w:bCs/>
-                <w:sz w:val="21"/>
+                <w:rFonts w:hint="default"/>
+                <w:sz w:val="21"/>
+              </w:rPr>
+            </w:pPr>
+            <w:r>
+              <w:rPr>
+                <w:rFonts w:ascii="Times New Roman" w:eastAsia="宋体" w:hAnsi="Times New Roman"/>
+                <w:b/>
+                <w:bCs/>
+                <w:sz w:val="21"/>
+                <w:szCs w:val="21"/>
               </w:rPr>
               <w:t xml:space="preserve">荣誉奖励：</w:t>
             </w:r>
             <w:r>
               <w:rPr>
-                <w:rFonts w:ascii="Times New Roman" w:eastAsia="宋体" w:hAnsi="Times New Roman" w:cs="宋体"/>
-                <w:sz w:val="21"/>
+                <w:rFonts w:ascii="Times New Roman" w:eastAsia="宋体" w:hAnsi="Times New Roman"/>
+                <w:sz w:val="21"/>
+                <w:szCs w:val="21"/>
               </w:rPr>
               <w:t xml:space="preserve">山东大学</w:t>
             </w:r>
@@ -1088,8 +1147,9 @@
             </w:r>
             <w:r>
               <w:rPr>
-                <w:rFonts w:ascii="Times New Roman" w:eastAsia="宋体" w:hAnsi="Times New Roman" w:cs="宋体"/>
-                <w:sz w:val="21"/>
+                <w:rFonts w:ascii="Times New Roman" w:eastAsia="宋体" w:hAnsi="Times New Roman"/>
+                <w:sz w:val="21"/>
+                <w:szCs w:val="21"/>
               </w:rPr>
               <w:t xml:space="preserve">—</w:t>
             </w:r>
@@ -1102,8 +1162,9 @@
             </w:r>
             <w:r>
               <w:rPr>
-                <w:rFonts w:ascii="Times New Roman" w:eastAsia="宋体" w:hAnsi="Times New Roman" w:cs="宋体"/>
-                <w:sz w:val="21"/>
+                <w:rFonts w:ascii="Times New Roman" w:eastAsia="宋体" w:hAnsi="Times New Roman"/>
+                <w:sz w:val="21"/>
+                <w:szCs w:val="21"/>
               </w:rPr>
               <w:t xml:space="preserve">年暑期社会实践专项优秀等级</w:t>
             </w:r>
@@ -1113,62 +1174,67 @@
     </w:tbl>
     <w:p>
       <w:pPr>
+        <w:spacing w:line="290" w:lineRule="atLeast" w:before="0" w:after="0"/>
         <w:rPr>
+          <w:rFonts w:hint="default"/>
           <w:vanish/>
           <w:sz w:val="21"/>
         </w:rPr>
-        <w:spacing w:line="290" w:lineRule="atLeast" w:before="0" w:after="0"/>
       </w:pPr>
     </w:p>
     <w:p>
       <w:pPr>
+        <w:spacing w:line="290" w:lineRule="atLeast" w:before="0" w:after="0"/>
         <w:rPr>
+          <w:rFonts w:hint="default"/>
           <w:vanish/>
           <w:sz w:val="2"/>
         </w:rPr>
-        <w:spacing w:line="290" w:lineRule="atLeast" w:before="0" w:after="0"/>
       </w:pPr>
     </w:p>
     <w:p>
       <w:pPr>
+        <w:spacing w:line="290" w:lineRule="atLeast" w:before="0" w:after="0"/>
         <w:rPr>
+          <w:rFonts w:hint="default"/>
           <w:vanish/>
         </w:rPr>
-        <w:spacing w:line="290" w:lineRule="atLeast" w:before="0" w:after="0"/>
       </w:pPr>
     </w:p>
     <w:p>
       <w:pPr>
+        <w:spacing w:line="290" w:lineRule="atLeast" w:before="0" w:after="0"/>
         <w:rPr>
+          <w:rFonts w:hint="default"/>
           <w:vanish/>
           <w:sz w:val="21"/>
         </w:rPr>
-        <w:spacing w:line="290" w:lineRule="atLeast" w:before="0" w:after="0"/>
       </w:pPr>
     </w:p>
     <w:p>
       <w:pPr>
+        <w:spacing w:line="290" w:lineRule="atLeast" w:before="0" w:after="0"/>
         <w:rPr>
+          <w:rFonts w:hint="default"/>
           <w:vanish/>
           <w:sz w:val="21"/>
         </w:rPr>
-        <w:spacing w:line="290" w:lineRule="atLeast" w:before="0" w:after="0"/>
       </w:pPr>
     </w:p>
     <w:p>
       <w:pPr>
+        <w:spacing w:line="290" w:lineRule="atLeast" w:before="0" w:after="0"/>
         <w:rPr>
+          <w:rFonts w:hint="default"/>
           <w:vanish/>
           <w:sz w:val="2"/>
         </w:rPr>
-        <w:spacing w:line="290" w:lineRule="atLeast" w:before="0" w:after="0"/>
       </w:pPr>
     </w:p>
     <w:tbl>
       <w:tblPr>
         <w:tblW w:w="0" w:type="auto"/>
         <w:jc w:val="center"/>
-        <w:tblInd w:w="0" w:type="dxa"/>
         <w:tblLayout w:type="fixed"/>
         <w:tblCellMar>
           <w:left w:w="0" w:type="dxa"/>
@@ -1178,26 +1244,22 @@
       </w:tblPr>
       <w:tblGrid>
         <w:gridCol w:w="695"/>
-        <w:gridCol w:w="156"/>
-        <w:gridCol w:w="28"/>
-        <w:gridCol w:w="667"/>
-        <w:gridCol w:w="2835"/>
-        <w:gridCol w:w="2189"/>
-        <w:gridCol w:w="504"/>
-        <w:gridCol w:w="3669"/>
-        <w:gridCol w:w="851"/>
-        <w:gridCol w:w="29"/>
+        <w:gridCol w:w="184"/>
+        <w:gridCol w:w="4416"/>
+        <w:gridCol w:w="2693"/>
+        <w:gridCol w:w="2755"/>
+        <w:gridCol w:w="880"/>
       </w:tblGrid>
       <w:tr>
         <w:trPr>
-          <w:gridBefore w:val="3"/>
+          <w:gridBefore w:val="2"/>
           <w:wBefore w:w="879" w:type="dxa"/>
           <w:jc w:val="center"/>
         </w:trPr>
         <w:tc>
           <w:tcPr>
             <w:tcW w:w="10744" w:type="dxa"/>
-            <w:gridSpan w:val="7"/>
+            <w:gridSpan w:val="4"/>
             <w:tcBorders>
               <w:top w:val="nil"/>
               <w:left w:val="nil"/>
@@ -1217,7 +1279,7 @@
             <w:pPr>
               <w:spacing w:line="290" w:lineRule="atLeast" w:before="0" w:after="0"/>
               <w:rPr>
-                <w:rFonts w:ascii="Times New Roman" w:hAnsi="Times New Roman"/>
+                <w:rFonts w:ascii="Times New Roman" w:hAnsi="Times New Roman" w:hint="default"/>
                 <w:b/>
                 <w:bCs/>
               </w:rPr>
@@ -1243,7 +1305,7 @@
       </w:tr>
       <w:tr>
         <w:trPr>
-          <w:gridAfter w:val="2"/>
+          <w:gridAfter w:val="1"/>
           <w:wAfter w:w="880" w:type="dxa"/>
           <w:jc w:val="center"/>
         </w:trPr>
@@ -1268,7 +1330,7 @@
             <w:pPr>
               <w:spacing w:line="290" w:lineRule="atLeast" w:before="0" w:after="0"/>
               <w:rPr>
-                <w:rFonts w:ascii="Times New Roman" w:hAnsi="Times New Roman"/>
+                <w:rFonts w:ascii="Times New Roman" w:hAnsi="Times New Roman" w:hint="default"/>
                 <w:sz w:val="21"/>
               </w:rPr>
             </w:pPr>
@@ -1277,7 +1339,7 @@
         <w:tc>
           <w:tcPr>
             <w:tcW w:w="4600" w:type="dxa"/>
-            <w:gridSpan w:val="4"/>
+            <w:gridSpan w:val="2"/>
             <w:tcBorders>
               <w:top w:val="nil"/>
               <w:left w:val="nil"/>
@@ -1296,16 +1358,19 @@
             <w:pPr>
               <w:spacing w:line="290" w:lineRule="atLeast" w:before="0" w:after="0"/>
               <w:rPr>
-                <w:rFonts w:ascii="Times New Roman" w:hAnsi="Times New Roman"/>
-                <w:sz w:val="21"/>
-              </w:rPr>
-            </w:pPr>
-            <w:r>
-              <w:rPr>
-                <w:rFonts w:ascii="Times New Roman" w:eastAsia="宋体" w:hAnsi="Times New Roman" w:cs="宋体"/>
-                <w:b/>
-                <w:bCs/>
-                <w:sz w:val="21"/>
+                <w:rFonts w:ascii="Times New Roman" w:hAnsi="Times New Roman" w:hint="default"/>
+                <w:b/>
+                <w:bCs/>
+                <w:sz w:val="21"/>
+              </w:rPr>
+            </w:pPr>
+            <w:r>
+              <w:rPr>
+                <w:rFonts w:ascii="Times New Roman" w:eastAsia="宋体" w:hAnsi="Times New Roman"/>
+                <w:b/>
+                <w:bCs/>
+                <w:sz w:val="21"/>
+                <w:szCs w:val="21"/>
               </w:rPr>
               <w:t xml:space="preserve">社区团购末端网络优化</w:t>
             </w:r>
@@ -1314,7 +1379,6 @@
         <w:tc>
           <w:tcPr>
             <w:tcW w:w="2693" w:type="dxa"/>
-            <w:gridSpan w:val="2"/>
             <w:tcBorders>
               <w:top w:val="nil"/>
               <w:left w:val="nil"/>
@@ -1327,18 +1391,19 @@
             <w:pPr>
               <w:spacing w:line="290" w:lineRule="atLeast" w:before="0" w:after="0"/>
               <w:rPr>
-                <w:rFonts w:ascii="Times New Roman" w:eastAsia="等线" w:hAnsi="Times New Roman"/>
-                <w:b/>
-                <w:bCs/>
-                <w:sz w:val="21"/>
-              </w:rPr>
-            </w:pPr>
-            <w:r>
-              <w:rPr>
-                <w:rFonts w:ascii="Times New Roman" w:eastAsia="宋体" w:hAnsi="Times New Roman" w:cs="宋体"/>
-                <w:b/>
-                <w:bCs/>
-                <w:sz w:val="21"/>
+                <w:rFonts w:ascii="Times New Roman" w:eastAsia="等线" w:hAnsi="Times New Roman" w:hint="default"/>
+                <w:b/>
+                <w:bCs/>
+                <w:sz w:val="21"/>
+              </w:rPr>
+            </w:pPr>
+            <w:r>
+              <w:rPr>
+                <w:rFonts w:ascii="Times New Roman" w:eastAsia="宋体" w:hAnsi="Times New Roman"/>
+                <w:b/>
+                <w:bCs/>
+                <w:sz w:val="21"/>
+                <w:szCs w:val="21"/>
               </w:rPr>
               <w:t xml:space="preserve">项目负责人</w:t>
             </w:r>
@@ -1367,10 +1432,11 @@
             </w:pPr>
             <w:r>
               <w:rPr>
-                <w:rFonts w:ascii="Times New Roman" w:eastAsia="宋体" w:hAnsi="Times New Roman" w:cs="宋体"/>
-                <w:b/>
-                <w:bCs/>
-                <w:sz w:val="21"/>
+                <w:rFonts w:ascii="Times New Roman" w:eastAsia="宋体" w:hAnsi="Times New Roman"/>
+                <w:b/>
+                <w:bCs/>
+                <w:sz w:val="21"/>
+                <w:szCs w:val="21"/>
               </w:rPr>
               <w:t xml:space="preserve">2026.03-2026.06</w:t>
             </w:r>
@@ -1379,7 +1445,7 @@
       </w:tr>
       <w:tr>
         <w:trPr>
-          <w:gridAfter w:val="2"/>
+          <w:gridAfter w:val="1"/>
           <w:wAfter w:w="880" w:type="dxa"/>
           <w:jc w:val="center"/>
         </w:trPr>
@@ -1404,7 +1470,7 @@
             <w:pPr>
               <w:spacing w:line="290" w:lineRule="atLeast" w:before="0" w:after="0"/>
               <w:rPr>
-                <w:rFonts w:ascii="Times New Roman" w:hAnsi="Times New Roman"/>
+                <w:rFonts w:ascii="Times New Roman" w:hAnsi="Times New Roman" w:hint="default"/>
                 <w:sz w:val="21"/>
               </w:rPr>
             </w:pPr>
@@ -1413,7 +1479,7 @@
         <w:tc>
           <w:tcPr>
             <w:tcW w:w="10048" w:type="dxa"/>
-            <w:gridSpan w:val="7"/>
+            <w:gridSpan w:val="4"/>
             <w:tcBorders>
               <w:top w:val="nil"/>
               <w:left w:val="nil"/>
@@ -1436,14 +1502,16 @@
               </w:numPr>
               <w:spacing w:line="290" w:lineRule="atLeast" w:before="0" w:after="0"/>
               <w:rPr>
-                <w:rFonts w:ascii="Times New Roman" w:eastAsia="宋体" w:hAnsi="Times New Roman" w:cs="宋体" w:hint="default"/>
-                <w:sz w:val="21"/>
-              </w:rPr>
-            </w:pPr>
-            <w:r>
-              <w:rPr>
-                <w:rFonts w:ascii="Times New Roman" w:eastAsia="宋体" w:hAnsi="Times New Roman" w:cs="宋体"/>
-                <w:sz w:val="21"/>
+                <w:rFonts w:ascii="Times New Roman" w:eastAsia="宋体" w:hAnsi="Times New Roman" w:hint="default"/>
+                <w:sz w:val="21"/>
+                <w:szCs w:val="21"/>
+              </w:rPr>
+            </w:pPr>
+            <w:r>
+              <w:rPr>
+                <w:rFonts w:ascii="Times New Roman" w:eastAsia="宋体" w:hAnsi="Times New Roman"/>
+                <w:sz w:val="21"/>
+                <w:szCs w:val="21"/>
               </w:rPr>
               <w:t xml:space="preserve">针对自提点布局零散、需求波动大的痛点，基于</w:t>
             </w:r>
@@ -1456,8 +1524,9 @@
             </w:r>
             <w:r>
               <w:rPr>
-                <w:rFonts w:ascii="Times New Roman" w:eastAsia="宋体" w:hAnsi="Times New Roman" w:cs="宋体"/>
-                <w:sz w:val="21"/>
+                <w:rFonts w:ascii="Times New Roman" w:eastAsia="宋体" w:hAnsi="Times New Roman"/>
+                <w:sz w:val="21"/>
+                <w:szCs w:val="21"/>
               </w:rPr>
               <w:t xml:space="preserve">个候选点、日均</w:t>
             </w:r>
@@ -1470,8 +1539,9 @@
             </w:r>
             <w:r>
               <w:rPr>
-                <w:rFonts w:ascii="Times New Roman" w:eastAsia="宋体" w:hAnsi="Times New Roman" w:cs="宋体"/>
-                <w:sz w:val="21"/>
+                <w:rFonts w:ascii="Times New Roman" w:eastAsia="宋体" w:hAnsi="Times New Roman"/>
+                <w:sz w:val="21"/>
+                <w:szCs w:val="21"/>
               </w:rPr>
               <w:t xml:space="preserve">单真实数据，构建选址</w:t>
             </w:r>
@@ -1484,8 +1554,9 @@
             </w:r>
             <w:r>
               <w:rPr>
-                <w:rFonts w:ascii="Times New Roman" w:eastAsia="宋体" w:hAnsi="Times New Roman" w:cs="宋体"/>
-                <w:sz w:val="21"/>
+                <w:rFonts w:ascii="Times New Roman" w:eastAsia="宋体" w:hAnsi="Times New Roman"/>
+                <w:sz w:val="21"/>
+                <w:szCs w:val="21"/>
               </w:rPr>
               <w:t xml:space="preserve">路径双层优化模型并用</w:t>
             </w:r>
@@ -1498,8 +1569,9 @@
             </w:r>
             <w:r>
               <w:rPr>
-                <w:rFonts w:ascii="Times New Roman" w:eastAsia="宋体" w:hAnsi="Times New Roman" w:cs="宋体"/>
-                <w:sz w:val="21"/>
+                <w:rFonts w:ascii="Times New Roman" w:eastAsia="宋体" w:hAnsi="Times New Roman"/>
+                <w:sz w:val="21"/>
+                <w:szCs w:val="21"/>
               </w:rPr>
               <w:t xml:space="preserve">求解</w:t>
             </w:r>
@@ -1512,14 +1584,16 @@
               </w:numPr>
               <w:spacing w:line="290" w:lineRule="atLeast" w:before="0" w:after="0"/>
               <w:rPr>
-                <w:rFonts w:ascii="Times New Roman" w:eastAsia="宋体" w:hAnsi="Times New Roman" w:cs="宋体" w:hint="default"/>
-                <w:sz w:val="21"/>
-              </w:rPr>
-            </w:pPr>
-            <w:r>
-              <w:rPr>
-                <w:rFonts w:ascii="Times New Roman" w:eastAsia="宋体" w:hAnsi="Times New Roman" w:cs="宋体"/>
-                <w:sz w:val="21"/>
+                <w:rFonts w:ascii="Times New Roman" w:eastAsia="宋体" w:hAnsi="Times New Roman" w:hint="default"/>
+                <w:sz w:val="21"/>
+                <w:szCs w:val="21"/>
+              </w:rPr>
+            </w:pPr>
+            <w:r>
+              <w:rPr>
+                <w:rFonts w:ascii="Times New Roman" w:eastAsia="宋体" w:hAnsi="Times New Roman"/>
+                <w:sz w:val="21"/>
+                <w:szCs w:val="21"/>
               </w:rPr>
               <w:t xml:space="preserve">输出“</w:t>
             </w:r>
@@ -1532,8 +1606,9 @@
             </w:r>
             <w:r>
               <w:rPr>
-                <w:rFonts w:ascii="Times New Roman" w:eastAsia="宋体" w:hAnsi="Times New Roman" w:cs="宋体"/>
-                <w:sz w:val="21"/>
+                <w:rFonts w:ascii="Times New Roman" w:eastAsia="宋体" w:hAnsi="Times New Roman"/>
+                <w:sz w:val="21"/>
+                <w:szCs w:val="21"/>
               </w:rPr>
               <w:t xml:space="preserve">核心点</w:t>
             </w:r>
@@ -1546,8 +1621,9 @@
             </w:r>
             <w:r>
               <w:rPr>
-                <w:rFonts w:ascii="Times New Roman" w:eastAsia="宋体" w:hAnsi="Times New Roman" w:cs="宋体"/>
-                <w:sz w:val="21"/>
+                <w:rFonts w:ascii="Times New Roman" w:eastAsia="宋体" w:hAnsi="Times New Roman"/>
+                <w:sz w:val="21"/>
+                <w:szCs w:val="21"/>
               </w:rPr>
               <w:t xml:space="preserve">动态临时点”弹性布局方案：总成本降低</w:t>
             </w:r>
@@ -1560,8 +1636,9 @@
             </w:r>
             <w:r>
               <w:rPr>
-                <w:rFonts w:ascii="Times New Roman" w:eastAsia="宋体" w:hAnsi="Times New Roman" w:cs="宋体"/>
-                <w:sz w:val="21"/>
+                <w:rFonts w:ascii="Times New Roman" w:eastAsia="宋体" w:hAnsi="Times New Roman"/>
+                <w:sz w:val="21"/>
+                <w:szCs w:val="21"/>
               </w:rPr>
               <w:t xml:space="preserve">、老年覆盖率</w:t>
             </w:r>
@@ -1574,8 +1651,9 @@
             </w:r>
             <w:r>
               <w:rPr>
-                <w:rFonts w:ascii="Times New Roman" w:eastAsia="宋体" w:hAnsi="Times New Roman" w:cs="宋体"/>
-                <w:sz w:val="21"/>
+                <w:rFonts w:ascii="Times New Roman" w:eastAsia="宋体" w:hAnsi="Times New Roman"/>
+                <w:sz w:val="21"/>
+                <w:szCs w:val="21"/>
               </w:rPr>
               <w:t xml:space="preserve">→</w:t>
             </w:r>
@@ -1588,8 +1666,9 @@
             </w:r>
             <w:r>
               <w:rPr>
-                <w:rFonts w:ascii="Times New Roman" w:eastAsia="宋体" w:hAnsi="Times New Roman" w:cs="宋体"/>
-                <w:sz w:val="21"/>
+                <w:rFonts w:ascii="Times New Roman" w:eastAsia="宋体" w:hAnsi="Times New Roman"/>
+                <w:sz w:val="21"/>
+                <w:szCs w:val="21"/>
               </w:rPr>
               <w:t xml:space="preserve">、配送时长缩短</w:t>
             </w:r>
@@ -1602,8 +1681,9 @@
             </w:r>
             <w:r>
               <w:rPr>
-                <w:rFonts w:ascii="Times New Roman" w:eastAsia="宋体" w:hAnsi="Times New Roman" w:cs="宋体"/>
-                <w:sz w:val="21"/>
+                <w:rFonts w:ascii="Times New Roman" w:eastAsia="宋体" w:hAnsi="Times New Roman"/>
+                <w:sz w:val="21"/>
+                <w:szCs w:val="21"/>
               </w:rPr>
               <w:t xml:space="preserve">，可响应周末</w:t>
             </w:r>
@@ -1616,8 +1696,9 @@
             </w:r>
             <w:r>
               <w:rPr>
-                <w:rFonts w:ascii="Times New Roman" w:eastAsia="宋体" w:hAnsi="Times New Roman" w:cs="宋体"/>
-                <w:sz w:val="21"/>
+                <w:rFonts w:ascii="Times New Roman" w:eastAsia="宋体" w:hAnsi="Times New Roman"/>
+                <w:sz w:val="21"/>
+                <w:szCs w:val="21"/>
               </w:rPr>
               <w:t xml:space="preserve">、促销日</w:t>
             </w:r>
@@ -1630,8 +1711,9 @@
             </w:r>
             <w:r>
               <w:rPr>
-                <w:rFonts w:ascii="Times New Roman" w:eastAsia="宋体" w:hAnsi="Times New Roman" w:cs="宋体"/>
-                <w:sz w:val="21"/>
+                <w:rFonts w:ascii="Times New Roman" w:eastAsia="宋体" w:hAnsi="Times New Roman"/>
+                <w:sz w:val="21"/>
+                <w:szCs w:val="21"/>
               </w:rPr>
               <w:t xml:space="preserve">需求波动，验证计划端供需平衡方法论</w:t>
             </w:r>
@@ -1640,7 +1722,7 @@
       </w:tr>
       <w:tr>
         <w:trPr>
-          <w:gridAfter w:val="2"/>
+          <w:gridAfter w:val="1"/>
           <w:wAfter w:w="880" w:type="dxa"/>
           <w:jc w:val="center"/>
         </w:trPr>
@@ -1665,7 +1747,7 @@
             <w:pPr>
               <w:spacing w:line="290" w:lineRule="atLeast" w:before="0" w:after="0"/>
               <w:rPr>
-                <w:rFonts w:ascii="Times New Roman" w:hAnsi="Times New Roman"/>
+                <w:rFonts w:ascii="Times New Roman" w:hAnsi="Times New Roman" w:hint="default"/>
                 <w:sz w:val="21"/>
               </w:rPr>
             </w:pPr>
@@ -1674,7 +1756,7 @@
         <w:tc>
           <w:tcPr>
             <w:tcW w:w="4600" w:type="dxa"/>
-            <w:gridSpan w:val="4"/>
+            <w:gridSpan w:val="2"/>
             <w:tcBorders>
               <w:top w:val="nil"/>
               <w:left w:val="nil"/>
@@ -1693,25 +1775,29 @@
             <w:pPr>
               <w:spacing w:line="290" w:lineRule="atLeast" w:before="0" w:after="0"/>
               <w:rPr>
-                <w:rFonts w:ascii="Times New Roman" w:hAnsi="Times New Roman"/>
-                <w:sz w:val="21"/>
-              </w:rPr>
-            </w:pPr>
-            <w:r>
-              <w:rPr>
-                <w:rFonts w:ascii="Times New Roman" w:eastAsia="宋体" w:hAnsi="Times New Roman" w:cs="宋体"/>
-                <w:b/>
-                <w:bCs/>
-                <w:sz w:val="21"/>
+                <w:rFonts w:ascii="Times New Roman" w:hAnsi="Times New Roman" w:hint="default"/>
+                <w:b/>
+                <w:bCs/>
+                <w:sz w:val="21"/>
+              </w:rPr>
+            </w:pPr>
+            <w:r>
+              <w:rPr>
+                <w:rFonts w:ascii="Times New Roman" w:eastAsia="宋体" w:hAnsi="Times New Roman"/>
+                <w:b/>
+                <w:bCs/>
+                <w:sz w:val="21"/>
+                <w:szCs w:val="21"/>
               </w:rPr>
               <w:t xml:space="preserve">ERP</w:t>
             </w:r>
             <w:r>
               <w:rPr>
-                <w:rFonts w:ascii="Times New Roman" w:eastAsia="宋体" w:hAnsi="Times New Roman" w:cs="宋体"/>
-                <w:b/>
-                <w:bCs/>
-                <w:sz w:val="21"/>
+                <w:rFonts w:ascii="Times New Roman" w:eastAsia="宋体" w:hAnsi="Times New Roman"/>
+                <w:b/>
+                <w:bCs/>
+                <w:sz w:val="21"/>
+                <w:szCs w:val="21"/>
               </w:rPr>
               <w:t xml:space="preserve">供应链全流程模拟操作</w:t>
             </w:r>
@@ -1720,7 +1806,6 @@
         <w:tc>
           <w:tcPr>
             <w:tcW w:w="2693" w:type="dxa"/>
-            <w:gridSpan w:val="2"/>
             <w:tcBorders>
               <w:top w:val="nil"/>
               <w:left w:val="nil"/>
@@ -1733,18 +1818,19 @@
             <w:pPr>
               <w:spacing w:line="290" w:lineRule="atLeast" w:before="0" w:after="0"/>
               <w:rPr>
-                <w:rFonts w:ascii="Times New Roman" w:eastAsia="等线" w:hAnsi="Times New Roman"/>
-                <w:b/>
-                <w:bCs/>
-                <w:sz w:val="21"/>
-              </w:rPr>
-            </w:pPr>
-            <w:r>
-              <w:rPr>
-                <w:rFonts w:ascii="Times New Roman" w:eastAsia="宋体" w:hAnsi="Times New Roman" w:cs="宋体"/>
-                <w:b/>
-                <w:bCs/>
-                <w:sz w:val="21"/>
+                <w:rFonts w:ascii="Times New Roman" w:eastAsia="等线" w:hAnsi="Times New Roman" w:hint="default"/>
+                <w:b/>
+                <w:bCs/>
+                <w:sz w:val="21"/>
+              </w:rPr>
+            </w:pPr>
+            <w:r>
+              <w:rPr>
+                <w:rFonts w:ascii="Times New Roman" w:eastAsia="宋体" w:hAnsi="Times New Roman"/>
+                <w:b/>
+                <w:bCs/>
+                <w:sz w:val="21"/>
+                <w:szCs w:val="21"/>
               </w:rPr>
               <w:t xml:space="preserve">课程实验・账套主管</w:t>
             </w:r>
@@ -1773,10 +1859,11 @@
             </w:pPr>
             <w:r>
               <w:rPr>
-                <w:rFonts w:ascii="Times New Roman" w:eastAsia="宋体" w:hAnsi="Times New Roman" w:cs="宋体"/>
-                <w:b/>
-                <w:bCs/>
-                <w:sz w:val="21"/>
+                <w:rFonts w:ascii="Times New Roman" w:eastAsia="宋体" w:hAnsi="Times New Roman"/>
+                <w:b/>
+                <w:bCs/>
+                <w:sz w:val="21"/>
+                <w:szCs w:val="21"/>
               </w:rPr>
               <w:t xml:space="preserve">2025.03-2025.07</w:t>
             </w:r>
@@ -1785,7 +1872,7 @@
       </w:tr>
       <w:tr>
         <w:trPr>
-          <w:gridAfter w:val="2"/>
+          <w:gridAfter w:val="1"/>
           <w:wAfter w:w="880" w:type="dxa"/>
           <w:jc w:val="center"/>
         </w:trPr>
@@ -1810,7 +1897,7 @@
             <w:pPr>
               <w:spacing w:line="290" w:lineRule="atLeast" w:before="0" w:after="0"/>
               <w:rPr>
-                <w:rFonts w:ascii="Times New Roman" w:hAnsi="Times New Roman"/>
+                <w:rFonts w:ascii="Times New Roman" w:hAnsi="Times New Roman" w:hint="default"/>
                 <w:sz w:val="21"/>
               </w:rPr>
             </w:pPr>
@@ -1819,7 +1906,7 @@
         <w:tc>
           <w:tcPr>
             <w:tcW w:w="10048" w:type="dxa"/>
-            <w:gridSpan w:val="7"/>
+            <w:gridSpan w:val="4"/>
             <w:tcBorders>
               <w:top w:val="nil"/>
               <w:left w:val="nil"/>
@@ -1842,14 +1929,16 @@
               </w:numPr>
               <w:spacing w:line="290" w:lineRule="atLeast" w:before="0" w:after="0"/>
               <w:rPr>
-                <w:rFonts w:ascii="Times New Roman" w:eastAsia="宋体" w:hAnsi="Times New Roman" w:cs="宋体" w:hint="default"/>
-                <w:sz w:val="21"/>
-              </w:rPr>
-            </w:pPr>
-            <w:r>
-              <w:rPr>
-                <w:rFonts w:ascii="Times New Roman" w:eastAsia="宋体" w:hAnsi="Times New Roman" w:cs="宋体"/>
-                <w:sz w:val="21"/>
+                <w:rFonts w:ascii="Times New Roman" w:eastAsia="宋体" w:hAnsi="Times New Roman" w:hint="default"/>
+                <w:sz w:val="21"/>
+                <w:szCs w:val="21"/>
+              </w:rPr>
+            </w:pPr>
+            <w:r>
+              <w:rPr>
+                <w:rFonts w:ascii="Times New Roman" w:eastAsia="宋体" w:hAnsi="Times New Roman"/>
+                <w:sz w:val="21"/>
+                <w:szCs w:val="21"/>
               </w:rPr>
               <w:t xml:space="preserve">以账套主管角色独立完成采购订单→到货入库→销售订单→发货出库→库存调拨→盘点→存货核算→收付款凭证全流程实操</w:t>
             </w:r>
@@ -1862,14 +1951,16 @@
               </w:numPr>
               <w:spacing w:line="290" w:lineRule="atLeast" w:before="0" w:after="0"/>
               <w:rPr>
-                <w:rFonts w:ascii="Times New Roman" w:eastAsia="宋体" w:hAnsi="Times New Roman" w:cs="宋体" w:hint="default"/>
-                <w:sz w:val="21"/>
-              </w:rPr>
-            </w:pPr>
-            <w:r>
-              <w:rPr>
-                <w:rFonts w:ascii="Times New Roman" w:eastAsia="宋体" w:hAnsi="Times New Roman" w:cs="宋体"/>
-                <w:sz w:val="21"/>
+                <w:rFonts w:ascii="Times New Roman" w:eastAsia="宋体" w:hAnsi="Times New Roman" w:hint="default"/>
+                <w:sz w:val="21"/>
+                <w:szCs w:val="21"/>
+              </w:rPr>
+            </w:pPr>
+            <w:r>
+              <w:rPr>
+                <w:rFonts w:ascii="Times New Roman" w:eastAsia="宋体" w:hAnsi="Times New Roman"/>
+                <w:sz w:val="21"/>
+                <w:szCs w:val="21"/>
               </w:rPr>
               <w:t xml:space="preserve">梳理采购、销售、库存模块间的数据流转与单据联动逻辑，理解采购到付款的完整业务链路与计划</w:t>
             </w:r>
@@ -1882,8 +1973,9 @@
             </w:r>
             <w:r>
               <w:rPr>
-                <w:rFonts w:ascii="Times New Roman" w:eastAsia="宋体" w:hAnsi="Times New Roman" w:cs="宋体"/>
-                <w:sz w:val="21"/>
+                <w:rFonts w:ascii="Times New Roman" w:eastAsia="宋体" w:hAnsi="Times New Roman"/>
+                <w:sz w:val="21"/>
+                <w:szCs w:val="21"/>
               </w:rPr>
               <w:t xml:space="preserve">库存联动</w:t>
             </w:r>
@@ -1892,7 +1984,7 @@
       </w:tr>
       <w:tr>
         <w:trPr>
-          <w:gridAfter w:val="2"/>
+          <w:gridAfter w:val="1"/>
           <w:wAfter w:w="880" w:type="dxa"/>
           <w:jc w:val="center"/>
         </w:trPr>
@@ -1917,7 +2009,7 @@
             <w:pPr>
               <w:spacing w:line="290" w:lineRule="atLeast" w:before="0" w:after="0"/>
               <w:rPr>
-                <w:rFonts w:ascii="Times New Roman" w:hAnsi="Times New Roman"/>
+                <w:rFonts w:ascii="Times New Roman" w:hAnsi="Times New Roman" w:hint="default"/>
                 <w:sz w:val="21"/>
               </w:rPr>
             </w:pPr>
@@ -1926,7 +2018,7 @@
         <w:tc>
           <w:tcPr>
             <w:tcW w:w="4600" w:type="dxa"/>
-            <w:gridSpan w:val="4"/>
+            <w:gridSpan w:val="2"/>
             <w:tcBorders>
               <w:top w:val="nil"/>
               <w:left w:val="nil"/>
@@ -1945,16 +2037,19 @@
             <w:pPr>
               <w:spacing w:line="290" w:lineRule="atLeast" w:before="0" w:after="0"/>
               <w:rPr>
-                <w:rFonts w:ascii="Times New Roman" w:hAnsi="Times New Roman"/>
-                <w:sz w:val="21"/>
-              </w:rPr>
-            </w:pPr>
-            <w:r>
-              <w:rPr>
-                <w:rFonts w:ascii="Times New Roman" w:eastAsia="宋体" w:hAnsi="Times New Roman" w:cs="宋体"/>
-                <w:b/>
-                <w:bCs/>
-                <w:sz w:val="21"/>
+                <w:rFonts w:ascii="Times New Roman" w:hAnsi="Times New Roman" w:hint="default"/>
+                <w:b/>
+                <w:bCs/>
+                <w:sz w:val="21"/>
+              </w:rPr>
+            </w:pPr>
+            <w:r>
+              <w:rPr>
+                <w:rFonts w:ascii="Times New Roman" w:eastAsia="宋体" w:hAnsi="Times New Roman"/>
+                <w:b/>
+                <w:bCs/>
+                <w:sz w:val="21"/>
+                <w:szCs w:val="21"/>
               </w:rPr>
               <w:t xml:space="preserve">银行电话营销客户响应行为分析</w:t>
             </w:r>
@@ -1963,7 +2058,6 @@
         <w:tc>
           <w:tcPr>
             <w:tcW w:w="2693" w:type="dxa"/>
-            <w:gridSpan w:val="2"/>
             <w:tcBorders>
               <w:top w:val="nil"/>
               <w:left w:val="nil"/>
@@ -1976,18 +2070,19 @@
             <w:pPr>
               <w:spacing w:line="290" w:lineRule="atLeast" w:before="0" w:after="0"/>
               <w:rPr>
-                <w:rFonts w:ascii="Times New Roman" w:eastAsia="等线" w:hAnsi="Times New Roman"/>
-                <w:b/>
-                <w:bCs/>
-                <w:sz w:val="21"/>
-              </w:rPr>
-            </w:pPr>
-            <w:r>
-              <w:rPr>
-                <w:rFonts w:ascii="Times New Roman" w:eastAsia="宋体" w:hAnsi="Times New Roman" w:cs="宋体"/>
-                <w:b/>
-                <w:bCs/>
-                <w:sz w:val="21"/>
+                <w:rFonts w:ascii="Times New Roman" w:eastAsia="等线" w:hAnsi="Times New Roman" w:hint="default"/>
+                <w:b/>
+                <w:bCs/>
+                <w:sz w:val="21"/>
+              </w:rPr>
+            </w:pPr>
+            <w:r>
+              <w:rPr>
+                <w:rFonts w:ascii="Times New Roman" w:eastAsia="宋体" w:hAnsi="Times New Roman"/>
+                <w:b/>
+                <w:bCs/>
+                <w:sz w:val="21"/>
+                <w:szCs w:val="21"/>
               </w:rPr>
               <w:t xml:space="preserve">项目负责人</w:t>
             </w:r>
@@ -2016,10 +2111,11 @@
             </w:pPr>
             <w:r>
               <w:rPr>
-                <w:rFonts w:ascii="Times New Roman" w:eastAsia="宋体" w:hAnsi="Times New Roman" w:cs="宋体"/>
-                <w:b/>
-                <w:bCs/>
-                <w:sz w:val="21"/>
+                <w:rFonts w:ascii="Times New Roman" w:eastAsia="宋体" w:hAnsi="Times New Roman"/>
+                <w:b/>
+                <w:bCs/>
+                <w:sz w:val="21"/>
+                <w:szCs w:val="21"/>
               </w:rPr>
               <w:t xml:space="preserve">2026.04-2026.06</w:t>
             </w:r>
@@ -2028,7 +2124,7 @@
       </w:tr>
       <w:tr>
         <w:trPr>
-          <w:gridAfter w:val="2"/>
+          <w:gridAfter w:val="1"/>
           <w:wAfter w:w="880" w:type="dxa"/>
           <w:jc w:val="center"/>
         </w:trPr>
@@ -2053,7 +2149,7 @@
             <w:pPr>
               <w:spacing w:line="290" w:lineRule="atLeast" w:before="0" w:after="0"/>
               <w:rPr>
-                <w:rFonts w:ascii="Times New Roman" w:hAnsi="Times New Roman"/>
+                <w:rFonts w:ascii="Times New Roman" w:hAnsi="Times New Roman" w:hint="default"/>
                 <w:sz w:val="21"/>
               </w:rPr>
             </w:pPr>
@@ -2062,7 +2158,7 @@
         <w:tc>
           <w:tcPr>
             <w:tcW w:w="10048" w:type="dxa"/>
-            <w:gridSpan w:val="7"/>
+            <w:gridSpan w:val="4"/>
             <w:tcBorders>
               <w:top w:val="nil"/>
               <w:left w:val="nil"/>
@@ -2085,14 +2181,16 @@
               </w:numPr>
               <w:spacing w:line="290" w:lineRule="atLeast" w:before="0" w:after="0"/>
               <w:rPr>
-                <w:rFonts w:ascii="Times New Roman" w:eastAsia="宋体" w:hAnsi="Times New Roman" w:cs="宋体" w:hint="default"/>
-                <w:sz w:val="21"/>
-              </w:rPr>
-            </w:pPr>
-            <w:r>
-              <w:rPr>
-                <w:rFonts w:ascii="Times New Roman" w:eastAsia="宋体" w:hAnsi="Times New Roman" w:cs="宋体"/>
-                <w:sz w:val="21"/>
+                <w:rFonts w:ascii="Times New Roman" w:eastAsia="宋体" w:hAnsi="Times New Roman" w:hint="default"/>
+                <w:sz w:val="21"/>
+                <w:szCs w:val="21"/>
+              </w:rPr>
+            </w:pPr>
+            <w:r>
+              <w:rPr>
+                <w:rFonts w:ascii="Times New Roman" w:eastAsia="宋体" w:hAnsi="Times New Roman"/>
+                <w:sz w:val="21"/>
+                <w:szCs w:val="21"/>
               </w:rPr>
               <w:t xml:space="preserve">基于</w:t>
             </w:r>
@@ -2105,8 +2203,9 @@
             </w:r>
             <w:r>
               <w:rPr>
-                <w:rFonts w:ascii="Times New Roman" w:eastAsia="宋体" w:hAnsi="Times New Roman" w:cs="宋体"/>
-                <w:sz w:val="21"/>
+                <w:rFonts w:ascii="Times New Roman" w:eastAsia="宋体" w:hAnsi="Times New Roman"/>
+                <w:sz w:val="21"/>
+                <w:szCs w:val="21"/>
               </w:rPr>
               <w:t xml:space="preserve">条真实营销数据，用</w:t>
             </w:r>
@@ -2119,8 +2218,9 @@
             </w:r>
             <w:r>
               <w:rPr>
-                <w:rFonts w:ascii="Times New Roman" w:eastAsia="宋体" w:hAnsi="Times New Roman" w:cs="宋体"/>
-                <w:sz w:val="21"/>
+                <w:rFonts w:ascii="Times New Roman" w:eastAsia="宋体" w:hAnsi="Times New Roman"/>
+                <w:sz w:val="21"/>
+                <w:szCs w:val="21"/>
               </w:rPr>
               <w:t xml:space="preserve">完成数据清洗与多维度分层统计，绘制帕累托图、相关性热力图、转化瀑布图，识别关键影响变量，为资源分配提供数据支撑</w:t>
             </w:r>
@@ -2129,7 +2229,7 @@
       </w:tr>
       <w:tr>
         <w:trPr>
-          <w:gridAfter w:val="2"/>
+          <w:gridAfter w:val="1"/>
           <w:wAfter w:w="880" w:type="dxa"/>
           <w:jc w:val="center"/>
         </w:trPr>
@@ -2154,7 +2254,7 @@
             <w:pPr>
               <w:spacing w:line="290" w:lineRule="atLeast" w:before="0" w:after="0"/>
               <w:rPr>
-                <w:rFonts w:ascii="Times New Roman" w:hAnsi="Times New Roman"/>
+                <w:rFonts w:ascii="Times New Roman" w:hAnsi="Times New Roman" w:hint="default"/>
                 <w:sz w:val="21"/>
               </w:rPr>
             </w:pPr>
@@ -2163,7 +2263,7 @@
         <w:tc>
           <w:tcPr>
             <w:tcW w:w="4600" w:type="dxa"/>
-            <w:gridSpan w:val="4"/>
+            <w:gridSpan w:val="2"/>
             <w:tcBorders>
               <w:top w:val="nil"/>
               <w:left w:val="nil"/>
@@ -2182,16 +2282,19 @@
             <w:pPr>
               <w:spacing w:line="290" w:lineRule="atLeast" w:before="0" w:after="0"/>
               <w:rPr>
-                <w:rFonts w:ascii="Times New Roman" w:hAnsi="Times New Roman"/>
-                <w:sz w:val="21"/>
-              </w:rPr>
-            </w:pPr>
-            <w:r>
-              <w:rPr>
-                <w:rFonts w:ascii="Times New Roman" w:eastAsia="宋体" w:hAnsi="Times New Roman" w:cs="宋体"/>
-                <w:b/>
-                <w:bCs/>
-                <w:sz w:val="21"/>
+                <w:rFonts w:ascii="Times New Roman" w:hAnsi="Times New Roman" w:hint="default"/>
+                <w:b/>
+                <w:bCs/>
+                <w:sz w:val="21"/>
+              </w:rPr>
+            </w:pPr>
+            <w:r>
+              <w:rPr>
+                <w:rFonts w:ascii="Times New Roman" w:eastAsia="宋体" w:hAnsi="Times New Roman"/>
+                <w:b/>
+                <w:bCs/>
+                <w:sz w:val="21"/>
+                <w:szCs w:val="21"/>
               </w:rPr>
               <w:t xml:space="preserve">电商用户调研与分析</w:t>
             </w:r>
@@ -2200,7 +2303,6 @@
         <w:tc>
           <w:tcPr>
             <w:tcW w:w="2693" w:type="dxa"/>
-            <w:gridSpan w:val="2"/>
             <w:tcBorders>
               <w:top w:val="nil"/>
               <w:left w:val="nil"/>
@@ -2213,18 +2315,19 @@
             <w:pPr>
               <w:spacing w:line="290" w:lineRule="atLeast" w:before="0" w:after="0"/>
               <w:rPr>
-                <w:rFonts w:ascii="Times New Roman" w:eastAsia="等线" w:hAnsi="Times New Roman"/>
-                <w:b/>
-                <w:bCs/>
-                <w:sz w:val="21"/>
-              </w:rPr>
-            </w:pPr>
-            <w:r>
-              <w:rPr>
-                <w:rFonts w:ascii="Times New Roman" w:eastAsia="宋体" w:hAnsi="Times New Roman" w:cs="宋体"/>
-                <w:b/>
-                <w:bCs/>
-                <w:sz w:val="21"/>
+                <w:rFonts w:ascii="Times New Roman" w:eastAsia="等线" w:hAnsi="Times New Roman" w:hint="default"/>
+                <w:b/>
+                <w:bCs/>
+                <w:sz w:val="21"/>
+              </w:rPr>
+            </w:pPr>
+            <w:r>
+              <w:rPr>
+                <w:rFonts w:ascii="Times New Roman" w:eastAsia="宋体" w:hAnsi="Times New Roman"/>
+                <w:b/>
+                <w:bCs/>
+                <w:sz w:val="21"/>
+                <w:szCs w:val="21"/>
               </w:rPr>
               <w:t xml:space="preserve">项目负责人</w:t>
             </w:r>
@@ -2253,10 +2356,11 @@
             </w:pPr>
             <w:r>
               <w:rPr>
-                <w:rFonts w:ascii="Times New Roman" w:eastAsia="宋体" w:hAnsi="Times New Roman" w:cs="宋体"/>
-                <w:b/>
-                <w:bCs/>
-                <w:sz w:val="21"/>
+                <w:rFonts w:ascii="Times New Roman" w:eastAsia="宋体" w:hAnsi="Times New Roman"/>
+                <w:b/>
+                <w:bCs/>
+                <w:sz w:val="21"/>
+                <w:szCs w:val="21"/>
               </w:rPr>
               <w:t xml:space="preserve">2025.10-2025.12</w:t>
             </w:r>
@@ -2265,7 +2369,7 @@
       </w:tr>
       <w:tr>
         <w:trPr>
-          <w:gridAfter w:val="2"/>
+          <w:gridAfter w:val="1"/>
           <w:wAfter w:w="880" w:type="dxa"/>
           <w:jc w:val="center"/>
         </w:trPr>
@@ -2290,7 +2394,7 @@
             <w:pPr>
               <w:spacing w:line="290" w:lineRule="atLeast" w:before="0" w:after="0"/>
               <w:rPr>
-                <w:rFonts w:ascii="Times New Roman" w:hAnsi="Times New Roman"/>
+                <w:rFonts w:ascii="Times New Roman" w:hAnsi="Times New Roman" w:hint="default"/>
                 <w:sz w:val="21"/>
               </w:rPr>
             </w:pPr>
@@ -2299,7 +2403,7 @@
         <w:tc>
           <w:tcPr>
             <w:tcW w:w="10048" w:type="dxa"/>
-            <w:gridSpan w:val="7"/>
+            <w:gridSpan w:val="4"/>
             <w:tcBorders>
               <w:top w:val="nil"/>
               <w:left w:val="nil"/>
@@ -2322,14 +2426,16 @@
               </w:numPr>
               <w:spacing w:line="290" w:lineRule="atLeast" w:before="0" w:after="0"/>
               <w:rPr>
-                <w:rFonts w:ascii="Times New Roman" w:eastAsia="宋体" w:hAnsi="Times New Roman" w:cs="宋体" w:hint="default"/>
-                <w:sz w:val="21"/>
-              </w:rPr>
-            </w:pPr>
-            <w:r>
-              <w:rPr>
-                <w:rFonts w:ascii="Times New Roman" w:eastAsia="宋体" w:hAnsi="Times New Roman" w:cs="宋体"/>
-                <w:sz w:val="21"/>
+                <w:rFonts w:ascii="Times New Roman" w:eastAsia="宋体" w:hAnsi="Times New Roman" w:hint="default"/>
+                <w:sz w:val="21"/>
+                <w:szCs w:val="21"/>
+              </w:rPr>
+            </w:pPr>
+            <w:r>
+              <w:rPr>
+                <w:rFonts w:ascii="Times New Roman" w:eastAsia="宋体" w:hAnsi="Times New Roman"/>
+                <w:sz w:val="21"/>
+                <w:szCs w:val="21"/>
               </w:rPr>
               <w:t xml:space="preserve">设计</w:t>
             </w:r>
@@ -2342,8 +2448,9 @@
             </w:r>
             <w:r>
               <w:rPr>
-                <w:rFonts w:ascii="Times New Roman" w:eastAsia="宋体" w:hAnsi="Times New Roman" w:cs="宋体"/>
-                <w:sz w:val="21"/>
+                <w:rFonts w:ascii="Times New Roman" w:eastAsia="宋体" w:hAnsi="Times New Roman"/>
+                <w:sz w:val="21"/>
+                <w:szCs w:val="21"/>
               </w:rPr>
               <w:t xml:space="preserve">点李克特量表问卷回收</w:t>
             </w:r>
@@ -2356,8 +2463,9 @@
             </w:r>
             <w:r>
               <w:rPr>
-                <w:rFonts w:ascii="Times New Roman" w:eastAsia="宋体" w:hAnsi="Times New Roman" w:cs="宋体"/>
-                <w:sz w:val="21"/>
+                <w:rFonts w:ascii="Times New Roman" w:eastAsia="宋体" w:hAnsi="Times New Roman"/>
+                <w:sz w:val="21"/>
+                <w:szCs w:val="21"/>
               </w:rPr>
               <w:t xml:space="preserve">份有效样本，用</w:t>
             </w:r>
@@ -2370,8 +2478,9 @@
             </w:r>
             <w:r>
               <w:rPr>
-                <w:rFonts w:ascii="Times New Roman" w:eastAsia="宋体" w:hAnsi="Times New Roman" w:cs="宋体"/>
-                <w:sz w:val="21"/>
+                <w:rFonts w:ascii="Times New Roman" w:eastAsia="宋体" w:hAnsi="Times New Roman"/>
+                <w:sz w:val="21"/>
+                <w:szCs w:val="21"/>
               </w:rPr>
               <w:t xml:space="preserve">完成统计分析，验证交互性、个性化、自主性对用户感知价值的显著影响，输出结论与优化建议</w:t>
             </w:r>
@@ -2380,14 +2489,14 @@
       </w:tr>
       <w:tr>
         <w:trPr>
-          <w:gridBefore w:val="3"/>
+          <w:gridBefore w:val="2"/>
           <w:wBefore w:w="879" w:type="dxa"/>
           <w:jc w:val="center"/>
         </w:trPr>
         <w:tc>
           <w:tcPr>
             <w:tcW w:w="10744" w:type="dxa"/>
-            <w:gridSpan w:val="7"/>
+            <w:gridSpan w:val="4"/>
             <w:tcBorders>
               <w:top w:val="nil"/>
               <w:left w:val="nil"/>
@@ -2406,10 +2515,16 @@
           <w:p>
             <w:pPr>
               <w:spacing w:line="290" w:lineRule="atLeast" w:before="0" w:after="0"/>
-            </w:pPr>
-            <w:r>
-              <w:rPr>
-                <w:b/>
+              <w:rPr>
+                <w:rFonts w:ascii="宋体" w:eastAsia="宋体" w:hAnsi="宋体" w:hint="default"/>
+                <w:szCs w:val="24"/>
+              </w:rPr>
+            </w:pPr>
+            <w:r>
+              <w:rPr>
+                <w:rFonts w:ascii="宋体" w:eastAsia="宋体" w:hAnsi="宋体"/>
+                <w:b/>
+                <w:szCs w:val="24"/>
               </w:rPr>
               <w:t>实践经历</w:t>
             </w:r>
@@ -2419,26 +2534,27 @@
     </w:tbl>
     <w:p>
       <w:pPr>
+        <w:spacing w:line="290" w:lineRule="atLeast" w:before="0" w:after="0"/>
         <w:rPr>
+          <w:rFonts w:hint="default"/>
           <w:vanish/>
         </w:rPr>
-        <w:spacing w:line="290" w:lineRule="atLeast" w:before="0" w:after="0"/>
       </w:pPr>
     </w:p>
     <w:p>
       <w:pPr>
+        <w:spacing w:line="290" w:lineRule="atLeast" w:before="0" w:after="0"/>
         <w:rPr>
+          <w:rFonts w:hint="default"/>
           <w:vanish/>
           <w:sz w:val="21"/>
         </w:rPr>
-        <w:spacing w:line="290" w:lineRule="atLeast" w:before="0" w:after="0"/>
       </w:pPr>
     </w:p>
     <w:tbl>
       <w:tblPr>
         <w:tblW w:w="0" w:type="auto"/>
         <w:jc w:val="center"/>
-        <w:tblInd w:w="0" w:type="dxa"/>
         <w:tblLayout w:type="fixed"/>
         <w:tblCellMar>
           <w:left w:w="0" w:type="dxa"/>
@@ -2448,9 +2564,9 @@
       </w:tblPr>
       <w:tblGrid>
         <w:gridCol w:w="695"/>
-        <w:gridCol w:w="3686"/>
+        <w:gridCol w:w="4600"/>
         <w:gridCol w:w="2693"/>
-        <w:gridCol w:w="3669"/>
+        <w:gridCol w:w="2755"/>
       </w:tblGrid>
       <w:tr>
         <w:trPr>
@@ -2477,6 +2593,9 @@
             <w:pPr>
               <w:spacing w:line="290" w:lineRule="atLeast" w:before="0" w:after="0"/>
               <w:rPr>
+                <w:rFonts w:hint="default"/>
+                <w:b/>
+                <w:bCs/>
                 <w:sz w:val="21"/>
               </w:rPr>
             </w:pPr>
@@ -2503,17 +2622,19 @@
             <w:pPr>
               <w:spacing w:line="290" w:lineRule="atLeast" w:before="0" w:after="0"/>
               <w:rPr>
-                <w:b/>
-                <w:bCs/>
-                <w:sz w:val="21"/>
-              </w:rPr>
-            </w:pPr>
-            <w:r>
-              <w:rPr>
-                <w:rFonts w:ascii="Times New Roman" w:eastAsia="宋体" w:hAnsi="Times New Roman" w:cs="宋体"/>
-                <w:b/>
-                <w:bCs/>
-                <w:sz w:val="21"/>
+                <w:rFonts w:hint="default"/>
+                <w:b/>
+                <w:bCs/>
+                <w:sz w:val="21"/>
+              </w:rPr>
+            </w:pPr>
+            <w:r>
+              <w:rPr>
+                <w:rFonts w:ascii="Times New Roman" w:eastAsia="宋体" w:hAnsi="Times New Roman"/>
+                <w:b/>
+                <w:bCs/>
+                <w:sz w:val="21"/>
+                <w:szCs w:val="21"/>
               </w:rPr>
               <w:t xml:space="preserve">山东鱼跃尚成教育有限责任公司</w:t>
             </w:r>
@@ -2534,17 +2655,19 @@
             <w:pPr>
               <w:spacing w:line="290" w:lineRule="atLeast" w:before="0" w:after="0"/>
               <w:rPr>
-                <w:b/>
-                <w:bCs/>
-                <w:sz w:val="21"/>
-              </w:rPr>
-            </w:pPr>
-            <w:r>
-              <w:rPr>
-                <w:rFonts w:ascii="Times New Roman" w:eastAsia="宋体" w:hAnsi="Times New Roman" w:cs="宋体"/>
-                <w:b/>
-                <w:bCs/>
-                <w:sz w:val="21"/>
+                <w:rFonts w:hint="default"/>
+                <w:b/>
+                <w:bCs/>
+                <w:sz w:val="21"/>
+              </w:rPr>
+            </w:pPr>
+            <w:r>
+              <w:rPr>
+                <w:rFonts w:ascii="Times New Roman" w:eastAsia="宋体" w:hAnsi="Times New Roman"/>
+                <w:b/>
+                <w:bCs/>
+                <w:sz w:val="21"/>
+                <w:szCs w:val="21"/>
               </w:rPr>
               <w:t xml:space="preserve">项目助理（兼职）</w:t>
             </w:r>
@@ -2573,10 +2696,11 @@
             </w:pPr>
             <w:r>
               <w:rPr>
-                <w:rFonts w:ascii="Times New Roman" w:eastAsia="宋体" w:hAnsi="Times New Roman" w:cs="宋体"/>
-                <w:b/>
-                <w:bCs/>
-                <w:sz w:val="21"/>
+                <w:rFonts w:ascii="Times New Roman" w:eastAsia="宋体" w:hAnsi="Times New Roman"/>
+                <w:b/>
+                <w:bCs/>
+                <w:sz w:val="21"/>
+                <w:szCs w:val="21"/>
               </w:rPr>
               <w:t xml:space="preserve">2026.04 - 2026.07</w:t>
             </w:r>
@@ -2608,7 +2732,7 @@
             <w:pPr>
               <w:spacing w:line="290" w:lineRule="atLeast" w:before="0" w:after="0"/>
               <w:rPr>
-                <w:rFonts w:ascii="Times New Roman" w:hAnsi="Times New Roman"/>
+                <w:rFonts w:ascii="Times New Roman" w:hAnsi="Times New Roman" w:hint="default"/>
                 <w:sz w:val="21"/>
               </w:rPr>
             </w:pPr>
@@ -2640,14 +2764,16 @@
               </w:numPr>
               <w:spacing w:line="290" w:lineRule="atLeast" w:before="0" w:after="0"/>
               <w:rPr>
-                <w:rFonts w:ascii="Times New Roman" w:eastAsia="宋体" w:hAnsi="Times New Roman" w:cs="宋体" w:hint="default"/>
-                <w:sz w:val="21"/>
-              </w:rPr>
-            </w:pPr>
-            <w:r>
-              <w:rPr>
-                <w:rFonts w:ascii="Times New Roman" w:eastAsia="宋体" w:hAnsi="Times New Roman" w:cs="宋体"/>
-                <w:sz w:val="21"/>
+                <w:rFonts w:ascii="Times New Roman" w:eastAsia="宋体" w:hAnsi="Times New Roman" w:hint="default"/>
+                <w:sz w:val="21"/>
+                <w:szCs w:val="21"/>
+              </w:rPr>
+            </w:pPr>
+            <w:r>
+              <w:rPr>
+                <w:rFonts w:ascii="Times New Roman" w:eastAsia="宋体" w:hAnsi="Times New Roman"/>
+                <w:sz w:val="21"/>
+                <w:szCs w:val="21"/>
               </w:rPr>
               <w:t xml:space="preserve">统筹</w:t>
             </w:r>
@@ -2660,8 +2786,9 @@
             </w:r>
             <w:r>
               <w:rPr>
-                <w:rFonts w:ascii="Times New Roman" w:eastAsia="宋体" w:hAnsi="Times New Roman" w:cs="宋体"/>
-                <w:sz w:val="21"/>
+                <w:rFonts w:ascii="Times New Roman" w:eastAsia="宋体" w:hAnsi="Times New Roman"/>
+                <w:sz w:val="21"/>
+                <w:szCs w:val="21"/>
               </w:rPr>
               <w:t xml:space="preserve">份申报材料全流程管理，用</w:t>
             </w:r>
@@ -2674,8 +2801,9 @@
             </w:r>
             <w:r>
               <w:rPr>
-                <w:rFonts w:ascii="Times New Roman" w:eastAsia="宋体" w:hAnsi="Times New Roman" w:cs="宋体"/>
-                <w:sz w:val="21"/>
+                <w:rFonts w:ascii="Times New Roman" w:eastAsia="宋体" w:hAnsi="Times New Roman"/>
+                <w:sz w:val="21"/>
+                <w:szCs w:val="21"/>
               </w:rPr>
               <w:t xml:space="preserve">搭建分类台账与“录入</w:t>
             </w:r>
@@ -2688,8 +2816,9 @@
             </w:r>
             <w:r>
               <w:rPr>
-                <w:rFonts w:ascii="Times New Roman" w:eastAsia="宋体" w:hAnsi="Times New Roman" w:cs="宋体"/>
-                <w:sz w:val="21"/>
+                <w:rFonts w:ascii="Times New Roman" w:eastAsia="宋体" w:hAnsi="Times New Roman"/>
+                <w:sz w:val="21"/>
+                <w:szCs w:val="21"/>
               </w:rPr>
               <w:t xml:space="preserve">核对</w:t>
             </w:r>
@@ -2702,8 +2831,9 @@
             </w:r>
             <w:r>
               <w:rPr>
-                <w:rFonts w:ascii="Times New Roman" w:eastAsia="宋体" w:hAnsi="Times New Roman" w:cs="宋体"/>
-                <w:sz w:val="21"/>
+                <w:rFonts w:ascii="Times New Roman" w:eastAsia="宋体" w:hAnsi="Times New Roman"/>
+                <w:sz w:val="21"/>
+                <w:szCs w:val="21"/>
               </w:rPr>
               <w:t xml:space="preserve">提交”三级校验机制，实现零差错提交</w:t>
             </w:r>
@@ -2716,14 +2846,16 @@
               </w:numPr>
               <w:spacing w:line="290" w:lineRule="atLeast" w:before="0" w:after="0"/>
               <w:rPr>
-                <w:rFonts w:ascii="Times New Roman" w:eastAsia="宋体" w:hAnsi="Times New Roman" w:cs="宋体" w:hint="default"/>
-                <w:sz w:val="21"/>
-              </w:rPr>
-            </w:pPr>
-            <w:r>
-              <w:rPr>
-                <w:rFonts w:ascii="Times New Roman" w:eastAsia="宋体" w:hAnsi="Times New Roman" w:cs="宋体"/>
-                <w:sz w:val="21"/>
+                <w:rFonts w:ascii="Times New Roman" w:eastAsia="宋体" w:hAnsi="Times New Roman" w:hint="default"/>
+                <w:sz w:val="21"/>
+                <w:szCs w:val="21"/>
+              </w:rPr>
+            </w:pPr>
+            <w:r>
+              <w:rPr>
+                <w:rFonts w:ascii="Times New Roman" w:eastAsia="宋体" w:hAnsi="Times New Roman"/>
+                <w:sz w:val="21"/>
+                <w:szCs w:val="21"/>
               </w:rPr>
               <w:t xml:space="preserve">跨部门同步项目进度，按月汇总执行数据，梳理并标准化审核报批流程，提升协作与调取效率</w:t>
             </w:r>
@@ -2755,6 +2887,9 @@
             <w:pPr>
               <w:spacing w:line="290" w:lineRule="atLeast" w:before="0" w:after="0"/>
               <w:rPr>
+                <w:rFonts w:hint="default"/>
+                <w:b/>
+                <w:bCs/>
                 <w:sz w:val="21"/>
               </w:rPr>
             </w:pPr>
@@ -2781,17 +2916,19 @@
             <w:pPr>
               <w:spacing w:line="290" w:lineRule="atLeast" w:before="0" w:after="0"/>
               <w:rPr>
-                <w:b/>
-                <w:bCs/>
-                <w:sz w:val="21"/>
-              </w:rPr>
-            </w:pPr>
-            <w:r>
-              <w:rPr>
-                <w:rFonts w:ascii="Times New Roman" w:eastAsia="宋体" w:hAnsi="Times New Roman" w:cs="宋体"/>
-                <w:b/>
-                <w:bCs/>
-                <w:sz w:val="21"/>
+                <w:rFonts w:hint="default"/>
+                <w:b/>
+                <w:bCs/>
+                <w:sz w:val="21"/>
+              </w:rPr>
+            </w:pPr>
+            <w:r>
+              <w:rPr>
+                <w:rFonts w:ascii="Times New Roman" w:eastAsia="宋体" w:hAnsi="Times New Roman"/>
+                <w:b/>
+                <w:bCs/>
+                <w:sz w:val="21"/>
+                <w:szCs w:val="21"/>
               </w:rPr>
               <w:t xml:space="preserve">瑞幸咖啡</w:t>
             </w:r>
@@ -2812,17 +2949,19 @@
             <w:pPr>
               <w:spacing w:line="290" w:lineRule="atLeast" w:before="0" w:after="0"/>
               <w:rPr>
-                <w:b/>
-                <w:bCs/>
-                <w:sz w:val="21"/>
-              </w:rPr>
-            </w:pPr>
-            <w:r>
-              <w:rPr>
-                <w:rFonts w:ascii="Times New Roman" w:eastAsia="宋体" w:hAnsi="Times New Roman" w:cs="宋体"/>
-                <w:b/>
-                <w:bCs/>
-                <w:sz w:val="21"/>
+                <w:rFonts w:hint="default"/>
+                <w:b/>
+                <w:bCs/>
+                <w:sz w:val="21"/>
+              </w:rPr>
+            </w:pPr>
+            <w:r>
+              <w:rPr>
+                <w:rFonts w:ascii="Times New Roman" w:eastAsia="宋体" w:hAnsi="Times New Roman"/>
+                <w:b/>
+                <w:bCs/>
+                <w:sz w:val="21"/>
+                <w:szCs w:val="21"/>
               </w:rPr>
               <w:t xml:space="preserve">咖啡师（兼职）</w:t>
             </w:r>
@@ -2851,10 +2990,11 @@
             </w:pPr>
             <w:r>
               <w:rPr>
-                <w:rFonts w:ascii="Times New Roman" w:eastAsia="宋体" w:hAnsi="Times New Roman" w:cs="宋体"/>
-                <w:b/>
-                <w:bCs/>
-                <w:sz w:val="21"/>
+                <w:rFonts w:ascii="Times New Roman" w:eastAsia="宋体" w:hAnsi="Times New Roman"/>
+                <w:b/>
+                <w:bCs/>
+                <w:sz w:val="21"/>
+                <w:szCs w:val="21"/>
               </w:rPr>
               <w:t xml:space="preserve">2023.07 - 2023.09</w:t>
             </w:r>
@@ -2886,7 +3026,7 @@
             <w:pPr>
               <w:spacing w:line="290" w:lineRule="atLeast" w:before="0" w:after="0"/>
               <w:rPr>
-                <w:rFonts w:ascii="Times New Roman" w:hAnsi="Times New Roman"/>
+                <w:rFonts w:ascii="Times New Roman" w:hAnsi="Times New Roman" w:hint="default"/>
                 <w:sz w:val="21"/>
               </w:rPr>
             </w:pPr>
@@ -2918,14 +3058,16 @@
               </w:numPr>
               <w:spacing w:line="290" w:lineRule="atLeast" w:before="0" w:after="0"/>
               <w:rPr>
-                <w:rFonts w:ascii="Times New Roman" w:eastAsia="宋体" w:hAnsi="Times New Roman" w:cs="宋体" w:hint="default"/>
-                <w:sz w:val="21"/>
-              </w:rPr>
-            </w:pPr>
-            <w:r>
-              <w:rPr>
-                <w:rFonts w:ascii="Times New Roman" w:eastAsia="宋体" w:hAnsi="Times New Roman" w:cs="宋体"/>
-                <w:sz w:val="21"/>
+                <w:rFonts w:ascii="Times New Roman" w:eastAsia="宋体" w:hAnsi="Times New Roman" w:hint="default"/>
+                <w:sz w:val="21"/>
+                <w:szCs w:val="21"/>
+              </w:rPr>
+            </w:pPr>
+            <w:r>
+              <w:rPr>
+                <w:rFonts w:ascii="Times New Roman" w:eastAsia="宋体" w:hAnsi="Times New Roman"/>
+                <w:sz w:val="21"/>
+                <w:szCs w:val="21"/>
               </w:rPr>
               <w:t xml:space="preserve">负责数十种原辅料的补货申请、入库核对与日常盘点，落实“日盘</w:t>
             </w:r>
@@ -2938,8 +3080,9 @@
             </w:r>
             <w:r>
               <w:rPr>
-                <w:rFonts w:ascii="Times New Roman" w:eastAsia="宋体" w:hAnsi="Times New Roman" w:cs="宋体"/>
-                <w:sz w:val="21"/>
+                <w:rFonts w:ascii="Times New Roman" w:eastAsia="宋体" w:hAnsi="Times New Roman"/>
+                <w:sz w:val="21"/>
+                <w:szCs w:val="21"/>
               </w:rPr>
               <w:t xml:space="preserve">效期预警”机制，保持库存账实一致，任职期间无重大盘点差异</w:t>
             </w:r>
@@ -2952,14 +3095,16 @@
               </w:numPr>
               <w:spacing w:line="290" w:lineRule="atLeast" w:before="0" w:after="0"/>
               <w:rPr>
-                <w:rFonts w:ascii="Times New Roman" w:eastAsia="宋体" w:hAnsi="Times New Roman" w:cs="宋体" w:hint="default"/>
-                <w:sz w:val="21"/>
-              </w:rPr>
-            </w:pPr>
-            <w:r>
-              <w:rPr>
-                <w:rFonts w:ascii="Times New Roman" w:eastAsia="宋体" w:hAnsi="Times New Roman" w:cs="宋体"/>
-                <w:sz w:val="21"/>
+                <w:rFonts w:ascii="Times New Roman" w:eastAsia="宋体" w:hAnsi="Times New Roman" w:hint="default"/>
+                <w:sz w:val="21"/>
+                <w:szCs w:val="21"/>
+              </w:rPr>
+            </w:pPr>
+            <w:r>
+              <w:rPr>
+                <w:rFonts w:ascii="Times New Roman" w:eastAsia="宋体" w:hAnsi="Times New Roman"/>
+                <w:sz w:val="21"/>
+                <w:szCs w:val="21"/>
               </w:rPr>
               <w:t xml:space="preserve">根据销售消耗规律制定每日解冻备货计划，精准匹配需求与备货量，降低物料损耗与临时缺货风险</w:t>
             </w:r>
@@ -2969,68 +3114,376 @@
     </w:tbl>
     <w:p>
       <w:pPr>
+        <w:spacing w:line="290" w:lineRule="atLeast" w:before="0" w:after="0"/>
         <w:rPr>
-          <w:rFonts w:ascii="Times New Roman" w:hAnsi="Times New Roman"/>
+          <w:rFonts w:ascii="Times New Roman" w:hAnsi="Times New Roman" w:hint="default"/>
           <w:vanish/>
           <w:sz w:val="21"/>
         </w:rPr>
-        <w:spacing w:line="290" w:lineRule="atLeast" w:before="0" w:after="0"/>
       </w:pPr>
     </w:p>
     <w:p>
       <w:pPr>
+        <w:spacing w:line="290" w:lineRule="atLeast" w:before="0" w:after="0"/>
         <w:rPr>
-          <w:rFonts w:ascii="Times New Roman" w:hAnsi="Times New Roman"/>
-          <w:vanish/>
-          <w:sz w:val="21"/>
-        </w:rPr>
-        <w:spacing w:line="290" w:lineRule="atLeast" w:before="0" w:after="0"/>
-      </w:pPr>
-    </w:p>
-    <w:p>
-      <w:pPr>
-        <w:rPr>
-          <w:rFonts w:ascii="Times New Roman" w:hAnsi="Times New Roman"/>
-          <w:vanish/>
-          <w:sz w:val="21"/>
-        </w:rPr>
-        <w:spacing w:line="290" w:lineRule="atLeast" w:before="0" w:after="0"/>
-      </w:pPr>
-    </w:p>
-    <w:p>
-      <w:pPr>
-        <w:rPr>
-          <w:rFonts w:ascii="Times New Roman" w:hAnsi="Times New Roman"/>
+          <w:rFonts w:ascii="Times New Roman" w:hAnsi="Times New Roman" w:hint="default"/>
           <w:vanish/>
           <w:sz w:val="2"/>
         </w:rPr>
-        <w:spacing w:line="290" w:lineRule="atLeast" w:before="0" w:after="0"/>
-      </w:pPr>
-    </w:p>
-    <w:p>
-      <w:pPr>
-        <w:rPr>
-          <w:rFonts w:ascii="Times New Roman" w:hAnsi="Times New Roman"/>
-          <w:vanish/>
-        </w:rPr>
-        <w:spacing w:line="290" w:lineRule="atLeast" w:before="0" w:after="0"/>
-      </w:pPr>
-    </w:p>
-    <w:p>
-      <w:pPr>
-        <w:rPr>
-          <w:rFonts w:ascii="Times New Roman" w:hAnsi="Times New Roman"/>
-          <w:vanish/>
-          <w:sz w:val="21"/>
-        </w:rPr>
-        <w:spacing w:line="290" w:lineRule="atLeast" w:before="0" w:after="0"/>
       </w:pPr>
     </w:p>
     <w:tbl>
       <w:tblPr>
         <w:tblW w:w="0" w:type="auto"/>
         <w:jc w:val="center"/>
-        <w:tblInd w:w="0" w:type="dxa"/>
+        <w:tblLayout w:type="fixed"/>
+        <w:tblCellMar>
+          <w:left w:w="0" w:type="dxa"/>
+          <w:right w:w="0" w:type="dxa"/>
+        </w:tblCellMar>
+        <w:tblLook w:val="0000" w:firstRow="0" w:lastRow="0" w:firstColumn="0" w:lastColumn="0" w:noHBand="0" w:noVBand="0"/>
+      </w:tblPr>
+      <w:tblGrid>
+        <w:gridCol w:w="695"/>
+        <w:gridCol w:w="4600"/>
+        <w:gridCol w:w="2693"/>
+        <w:gridCol w:w="2756"/>
+      </w:tblGrid>
+      <w:tr>
+        <w:trPr>
+          <w:jc w:val="center"/>
+        </w:trPr>
+        <w:tc>
+          <w:tcPr>
+            <w:tcW w:w="10744" w:type="dxa"/>
+            <w:gridSpan w:val="4"/>
+            <w:tcBorders>
+              <w:top w:val="nil"/>
+              <w:left w:val="nil"/>
+              <w:bottom w:val="nil"/>
+              <w:right w:val="nil"/>
+            </w:tcBorders>
+            <w:shd w:val="clear" w:color="auto" w:fill="EEEEEE"/>
+            <w:tcMar>
+              <w:top w:w="0" w:type="dxa"/>
+              <w:left w:w="85" w:type="dxa"/>
+              <w:bottom w:w="0" w:type="dxa"/>
+              <w:right w:w="85" w:type="dxa"/>
+            </w:tcMar>
+            <w:vAlign w:val="center"/>
+          </w:tcPr>
+          <w:p>
+            <w:pPr>
+              <w:spacing w:line="290" w:lineRule="atLeast" w:before="0" w:after="0"/>
+              <w:rPr>
+                <w:rFonts w:ascii="宋体" w:eastAsia="宋体" w:hAnsi="宋体" w:cs="宋体" w:hint="default"/>
+                <w:b/>
+                <w:bCs/>
+                <w:szCs w:val="24"/>
+              </w:rPr>
+            </w:pPr>
+            <w:r>
+              <w:rPr>
+                <w:rFonts w:ascii="宋体" w:eastAsia="宋体" w:hAnsi="宋体"/>
+                <w:b/>
+                <w:szCs w:val="24"/>
+              </w:rPr>
+              <w:t>校园经历</w:t>
+            </w:r>
+          </w:p>
+        </w:tc>
+      </w:tr>
+      <w:tr>
+        <w:tblPrEx>
+          <w:tblLook w:val="04A0" w:firstRow="1" w:lastRow="0" w:firstColumn="1" w:lastColumn="0" w:noHBand="0" w:noVBand="1"/>
+        </w:tblPrEx>
+        <w:trPr>
+          <w:jc w:val="center"/>
+        </w:trPr>
+        <w:tc>
+          <w:tcPr>
+            <w:tcW w:w="695" w:type="dxa"/>
+            <w:tcMar>
+              <w:top w:w="0" w:type="dxa"/>
+              <w:left w:w="113" w:type="dxa"/>
+              <w:bottom w:w="0" w:type="dxa"/>
+              <w:right w:w="85" w:type="dxa"/>
+            </w:tcMar>
+            <w:vAlign w:val="center"/>
+          </w:tcPr>
+          <w:p>
+            <w:pPr>
+              <w:spacing w:line="290" w:lineRule="atLeast" w:before="0" w:after="0"/>
+              <w:rPr>
+                <w:rFonts w:ascii="Times New Roman" w:hAnsi="Times New Roman" w:hint="default"/>
+                <w:b/>
+                <w:bCs/>
+                <w:sz w:val="21"/>
+              </w:rPr>
+            </w:pPr>
+          </w:p>
+        </w:tc>
+        <w:tc>
+          <w:tcPr>
+            <w:tcW w:w="4600" w:type="dxa"/>
+            <w:tcMar>
+              <w:top w:w="0" w:type="dxa"/>
+              <w:left w:w="85" w:type="dxa"/>
+              <w:bottom w:w="0" w:type="dxa"/>
+              <w:right w:w="85" w:type="dxa"/>
+            </w:tcMar>
+            <w:vAlign w:val="center"/>
+            <w:hideMark/>
+          </w:tcPr>
+          <w:p>
+            <w:pPr>
+              <w:spacing w:line="290" w:lineRule="atLeast" w:before="0" w:after="0"/>
+              <w:rPr>
+                <w:rFonts w:ascii="Times New Roman" w:hAnsi="Times New Roman" w:hint="default"/>
+                <w:b/>
+                <w:bCs/>
+                <w:sz w:val="21"/>
+              </w:rPr>
+            </w:pPr>
+            <w:r>
+              <w:rPr>
+                <w:rFonts w:ascii="Times New Roman" w:eastAsia="宋体" w:hAnsi="Times New Roman" w:cs="宋体"/>
+                <w:b/>
+                <w:bCs/>
+                <w:sz w:val="21"/>
+              </w:rPr>
+              <w:t>山东大学管理学院宣传部</w:t>
+            </w:r>
+          </w:p>
+        </w:tc>
+        <w:tc>
+          <w:tcPr>
+            <w:tcW w:w="2693" w:type="dxa"/>
+            <w:vAlign w:val="center"/>
+            <w:hideMark/>
+          </w:tcPr>
+          <w:p>
+            <w:pPr>
+              <w:spacing w:line="290" w:lineRule="atLeast" w:before="0" w:after="0"/>
+              <w:rPr>
+                <w:rFonts w:ascii="Times New Roman" w:hAnsi="Times New Roman" w:hint="default"/>
+                <w:b/>
+                <w:bCs/>
+                <w:sz w:val="21"/>
+              </w:rPr>
+            </w:pPr>
+            <w:r>
+              <w:rPr>
+                <w:rFonts w:ascii="Times New Roman" w:eastAsia="宋体" w:hAnsi="Times New Roman" w:cs="宋体"/>
+                <w:b/>
+                <w:bCs/>
+                <w:sz w:val="21"/>
+              </w:rPr>
+              <w:t>干事</w:t>
+            </w:r>
+          </w:p>
+        </w:tc>
+        <w:tc>
+          <w:tcPr>
+            <w:tcW w:w="2755" w:type="dxa"/>
+            <w:vAlign w:val="center"/>
+            <w:hideMark/>
+          </w:tcPr>
+          <w:p>
+            <w:pPr>
+              <w:spacing w:line="290" w:lineRule="atLeast" w:before="0" w:after="0"/>
+              <w:rPr>
+                <w:rFonts w:ascii="Times New Roman" w:hAnsi="Times New Roman" w:hint="default"/>
+                <w:b/>
+                <w:bCs/>
+                <w:sz w:val="21"/>
+              </w:rPr>
+            </w:pPr>
+            <w:r>
+              <w:rPr>
+                <w:rFonts w:ascii="Times New Roman" w:eastAsia="宋体" w:hAnsi="Times New Roman" w:cs="宋体"/>
+                <w:b/>
+                <w:bCs/>
+                <w:sz w:val="21"/>
+              </w:rPr>
+              <w:t>2024.09 - 2025.06</w:t>
+            </w:r>
+          </w:p>
+        </w:tc>
+      </w:tr>
+      <w:tr>
+        <w:tblPrEx>
+          <w:tblLook w:val="04A0" w:firstRow="1" w:lastRow="0" w:firstColumn="1" w:lastColumn="0" w:noHBand="0" w:noVBand="1"/>
+        </w:tblPrEx>
+        <w:trPr>
+          <w:jc w:val="center"/>
+        </w:trPr>
+        <w:tc>
+          <w:tcPr>
+            <w:tcW w:w="695" w:type="dxa"/>
+            <w:tcMar>
+              <w:top w:w="0" w:type="dxa"/>
+              <w:left w:w="113" w:type="dxa"/>
+              <w:bottom w:w="0" w:type="dxa"/>
+              <w:right w:w="85" w:type="dxa"/>
+            </w:tcMar>
+            <w:vAlign w:val="center"/>
+          </w:tcPr>
+          <w:p>
+            <w:pPr>
+              <w:spacing w:line="290" w:lineRule="atLeast" w:before="0" w:after="0"/>
+              <w:rPr>
+                <w:rFonts w:ascii="Times New Roman" w:hAnsi="Times New Roman" w:hint="default"/>
+                <w:sz w:val="21"/>
+              </w:rPr>
+            </w:pPr>
+          </w:p>
+        </w:tc>
+        <w:tc>
+          <w:tcPr>
+            <w:tcW w:w="10049" w:type="dxa"/>
+            <w:gridSpan w:val="3"/>
+            <w:tcMar>
+              <w:top w:w="0" w:type="dxa"/>
+              <w:left w:w="85" w:type="dxa"/>
+              <w:bottom w:w="0" w:type="dxa"/>
+              <w:right w:w="85" w:type="dxa"/>
+            </w:tcMar>
+            <w:vAlign w:val="center"/>
+            <w:hideMark/>
+          </w:tcPr>
+          <w:p>
+            <w:pPr>
+              <w:numPr>
+                <w:ilvl w:val="0"/>
+                <w:numId w:val="15"/>
+              </w:numPr>
+              <w:spacing w:line="290" w:lineRule="atLeast" w:before="0" w:after="0"/>
+              <w:rPr>
+                <w:rFonts w:ascii="Times New Roman" w:eastAsia="宋体" w:hAnsi="Times New Roman" w:hint="default"/>
+                <w:sz w:val="21"/>
+                <w:szCs w:val="21"/>
+              </w:rPr>
+            </w:pPr>
+            <w:r>
+              <w:rPr>
+                <w:rFonts w:ascii="Times New Roman" w:eastAsia="宋体" w:hAnsi="Times New Roman"/>
+                <w:sz w:val="21"/>
+                <w:szCs w:val="21"/>
+              </w:rPr>
+              <w:t>物资统筹：统筹院级活动物资申领、出入库登记与台账记录，按需调度物料，保障活动后勤落地</w:t>
+            </w:r>
+          </w:p>
+          <w:p>
+            <w:pPr>
+              <w:numPr>
+                <w:ilvl w:val="0"/>
+                <w:numId w:val="15"/>
+              </w:numPr>
+              <w:spacing w:line="290" w:lineRule="atLeast" w:before="0" w:after="0"/>
+              <w:rPr>
+                <w:rFonts w:ascii="Times New Roman" w:eastAsia="宋体" w:hAnsi="Times New Roman" w:hint="default"/>
+                <w:sz w:val="21"/>
+                <w:szCs w:val="21"/>
+              </w:rPr>
+            </w:pPr>
+            <w:r>
+              <w:rPr>
+                <w:rFonts w:ascii="Times New Roman" w:eastAsia="宋体" w:hAnsi="Times New Roman"/>
+                <w:sz w:val="21"/>
+                <w:szCs w:val="21"/>
+              </w:rPr>
+              <w:t>会务支持：完成活动会务支持，包括通知下发、现场秩序维护、物料布置等</w:t>
+            </w:r>
+          </w:p>
+          <w:p>
+            <w:pPr>
+              <w:numPr>
+                <w:ilvl w:val="0"/>
+                <w:numId w:val="15"/>
+              </w:numPr>
+              <w:spacing w:line="290" w:lineRule="atLeast" w:before="0" w:after="0"/>
+              <w:rPr>
+                <w:rFonts w:ascii="Times New Roman" w:eastAsia="宋体" w:hAnsi="Times New Roman" w:hint="default"/>
+                <w:sz w:val="21"/>
+                <w:szCs w:val="21"/>
+              </w:rPr>
+            </w:pPr>
+            <w:r>
+              <w:rPr>
+                <w:rFonts w:ascii="Times New Roman" w:eastAsia="宋体" w:hAnsi="Times New Roman"/>
+                <w:sz w:val="21"/>
+                <w:szCs w:val="21"/>
+              </w:rPr>
+              <w:t>文案宣传：撰写活动宣传文案，整理活动存档资料，对接全院师生协调相关需求</w:t>
+            </w:r>
+          </w:p>
+        </w:tc>
+      </w:tr>
+    </w:tbl>
+    <w:p>
+      <w:pPr>
+        <w:spacing w:line="290" w:lineRule="atLeast" w:before="0" w:after="0"/>
+        <w:rPr>
+          <w:rFonts w:ascii="Times New Roman" w:hAnsi="Times New Roman" w:hint="default"/>
+          <w:vanish/>
+          <w:sz w:val="21"/>
+        </w:rPr>
+      </w:pPr>
+    </w:p>
+    <w:p>
+      <w:pPr>
+        <w:spacing w:line="290" w:lineRule="atLeast" w:before="0" w:after="0"/>
+        <w:rPr>
+          <w:rFonts w:ascii="Times New Roman" w:hAnsi="Times New Roman" w:hint="default"/>
+          <w:vanish/>
+          <w:sz w:val="21"/>
+        </w:rPr>
+      </w:pPr>
+    </w:p>
+    <w:p>
+      <w:pPr>
+        <w:spacing w:line="290" w:lineRule="atLeast" w:before="0" w:after="0"/>
+        <w:rPr>
+          <w:rFonts w:ascii="Times New Roman" w:hAnsi="Times New Roman" w:hint="default"/>
+          <w:vanish/>
+          <w:sz w:val="21"/>
+        </w:rPr>
+      </w:pPr>
+    </w:p>
+    <w:p>
+      <w:pPr>
+        <w:spacing w:line="290" w:lineRule="atLeast" w:before="0" w:after="0"/>
+        <w:rPr>
+          <w:rFonts w:ascii="Times New Roman" w:hAnsi="Times New Roman" w:hint="default"/>
+          <w:vanish/>
+          <w:sz w:val="2"/>
+        </w:rPr>
+      </w:pPr>
+    </w:p>
+    <w:p>
+      <w:pPr>
+        <w:spacing w:line="290" w:lineRule="atLeast" w:before="0" w:after="0"/>
+        <w:rPr>
+          <w:rFonts w:ascii="Times New Roman" w:hAnsi="Times New Roman" w:hint="default"/>
+          <w:vanish/>
+        </w:rPr>
+      </w:pPr>
+    </w:p>
+    <w:p>
+      <w:pPr>
+        <w:spacing w:line="290" w:lineRule="atLeast" w:before="0" w:after="0"/>
+        <w:rPr>
+          <w:rFonts w:ascii="Times New Roman" w:hAnsi="Times New Roman" w:hint="default"/>
+          <w:vanish/>
+          <w:sz w:val="21"/>
+        </w:rPr>
+      </w:pPr>
+    </w:p>
+    <w:tbl>
+      <w:tblPr>
+        <w:tblW w:w="0" w:type="auto"/>
+        <w:jc w:val="center"/>
         <w:tblLayout w:type="fixed"/>
         <w:tblCellMar>
           <w:left w:w="0" w:type="dxa"/>
@@ -3065,9 +3518,9 @@
           </w:tcPr>
           <w:p>
             <w:pPr>
-              <w:spacing w:before="0" w:after="0" w:line="290" w:lineRule="atLeast"/>
-              <w:rPr>
-                <w:rFonts w:ascii="Times New Roman" w:hAnsi="Times New Roman"/>
+              <w:spacing w:line="290" w:lineRule="atLeast" w:before="0" w:after="0"/>
+              <w:rPr>
+                <w:rFonts w:ascii="Times New Roman" w:hAnsi="Times New Roman" w:hint="default"/>
               </w:rPr>
             </w:pPr>
             <w:r>
@@ -3084,18 +3537,17 @@
     </w:tbl>
     <w:p>
       <w:pPr>
+        <w:spacing w:line="290" w:lineRule="atLeast" w:before="0" w:after="0"/>
         <w:rPr>
-          <w:rFonts w:ascii="Times New Roman" w:hAnsi="Times New Roman"/>
+          <w:rFonts w:ascii="Times New Roman" w:hAnsi="Times New Roman" w:hint="default"/>
           <w:vanish/>
         </w:rPr>
-        <w:spacing w:line="290" w:lineRule="atLeast" w:before="0" w:after="0"/>
       </w:pPr>
     </w:p>
     <w:tbl>
       <w:tblPr>
         <w:tblW w:w="0" w:type="auto"/>
         <w:jc w:val="center"/>
-        <w:tblInd w:w="0" w:type="dxa"/>
         <w:tblLayout w:type="fixed"/>
         <w:tblCellMar>
           <w:left w:w="0" w:type="dxa"/>
@@ -3104,17 +3556,16 @@
         <w:tblLook w:val="0000" w:firstRow="0" w:lastRow="0" w:firstColumn="0" w:lastColumn="0" w:noHBand="0" w:noVBand="0"/>
       </w:tblPr>
       <w:tblGrid>
-        <w:gridCol w:w="695"/>
+        <w:gridCol w:w="700"/>
         <w:gridCol w:w="10048"/>
       </w:tblGrid>
       <w:tr>
         <w:trPr>
-          <w:trHeight w:val="1843"/>
           <w:jc w:val="center"/>
         </w:trPr>
         <w:tc>
           <w:tcPr>
-            <w:tcW w:w="695" w:type="dxa"/>
+            <w:tcW w:w="700" w:type="dxa"/>
             <w:tcBorders>
               <w:top w:val="nil"/>
               <w:left w:val="nil"/>
@@ -3131,9 +3582,9 @@
           </w:tcPr>
           <w:p>
             <w:pPr>
-              <w:spacing w:before="0" w:after="0" w:line="290" w:lineRule="atLeast"/>
-              <w:rPr>
-                <w:rFonts w:ascii="Times New Roman" w:hAnsi="Times New Roman"/>
+              <w:spacing w:line="290" w:lineRule="atLeast" w:before="0" w:after="0"/>
+              <w:rPr>
+                <w:rFonts w:ascii="Times New Roman" w:hAnsi="Times New Roman" w:hint="default"/>
                 <w:sz w:val="21"/>
               </w:rPr>
             </w:pPr>
@@ -3160,25 +3611,26 @@
             <w:pPr>
               <w:spacing w:line="290" w:lineRule="atLeast" w:before="0" w:after="0"/>
               <w:rPr>
-                <w:rFonts w:ascii="Times New Roman" w:eastAsia="宋体" w:hAnsi="Times New Roman" w:cs="宋体" w:hint="default"/>
-                <w:b/>
-                <w:bCs/>
-                <w:sz w:val="21"/>
-              </w:rPr>
-            </w:pPr>
-            <w:r>
-              <w:rPr>
-                <w:rFonts w:ascii="Times New Roman" w:eastAsia="宋体" w:hAnsi="Times New Roman" w:cs="宋体"/>
-                <w:b/>
-                <w:bCs/>
-                <w:sz w:val="21"/>
+                <w:rFonts w:ascii="Times New Roman" w:eastAsia="宋体" w:hAnsi="Times New Roman" w:hint="default"/>
+                <w:sz w:val="21"/>
+                <w:szCs w:val="21"/>
+              </w:rPr>
+            </w:pPr>
+            <w:r>
+              <w:rPr>
+                <w:rFonts w:ascii="Times New Roman" w:eastAsia="宋体" w:hAnsi="Times New Roman"/>
+                <w:b/>
+                <w:bCs/>
+                <w:sz w:val="21"/>
+                <w:szCs w:val="21"/>
               </w:rPr>
               <w:t xml:space="preserve">计划与库存：</w:t>
             </w:r>
             <w:r>
               <w:rPr>
-                <w:rFonts w:ascii="Times New Roman" w:eastAsia="宋体" w:hAnsi="Times New Roman" w:cs="宋体"/>
-                <w:sz w:val="21"/>
+                <w:rFonts w:ascii="Times New Roman" w:eastAsia="宋体" w:hAnsi="Times New Roman"/>
+                <w:sz w:val="21"/>
+                <w:szCs w:val="21"/>
               </w:rPr>
               <w:t xml:space="preserve">供应链建模（</w:t>
             </w:r>
@@ -3191,8 +3643,9 @@
             </w:r>
             <w:r>
               <w:rPr>
-                <w:rFonts w:ascii="Times New Roman" w:eastAsia="宋体" w:hAnsi="Times New Roman" w:cs="宋体"/>
-                <w:sz w:val="21"/>
+                <w:rFonts w:ascii="Times New Roman" w:eastAsia="宋体" w:hAnsi="Times New Roman"/>
+                <w:sz w:val="21"/>
+                <w:szCs w:val="21"/>
               </w:rPr>
               <w:t xml:space="preserve">求解）、供需平衡与需求波动管理、库存与效期管理、补货计划</w:t>
             </w:r>
@@ -3201,34 +3654,36 @@
             <w:pPr>
               <w:spacing w:line="290" w:lineRule="atLeast" w:before="0" w:after="0"/>
               <w:rPr>
-                <w:rFonts w:ascii="Times New Roman" w:eastAsia="宋体" w:hAnsi="Times New Roman" w:cs="宋体" w:hint="default"/>
-                <w:b/>
-                <w:bCs/>
-                <w:sz w:val="21"/>
-              </w:rPr>
-            </w:pPr>
-            <w:r>
-              <w:rPr>
-                <w:rFonts w:ascii="Times New Roman" w:eastAsia="宋体" w:hAnsi="Times New Roman" w:cs="宋体"/>
-                <w:b/>
-                <w:bCs/>
-                <w:sz w:val="21"/>
+                <w:rFonts w:ascii="Times New Roman" w:eastAsia="宋体" w:hAnsi="Times New Roman" w:hint="default"/>
+                <w:sz w:val="21"/>
+                <w:szCs w:val="21"/>
+              </w:rPr>
+            </w:pPr>
+            <w:r>
+              <w:rPr>
+                <w:rFonts w:ascii="Times New Roman" w:eastAsia="宋体" w:hAnsi="Times New Roman"/>
+                <w:b/>
+                <w:bCs/>
+                <w:sz w:val="21"/>
+                <w:szCs w:val="21"/>
               </w:rPr>
               <w:t xml:space="preserve">ERP</w:t>
             </w:r>
             <w:r>
               <w:rPr>
-                <w:rFonts w:ascii="Times New Roman" w:eastAsia="宋体" w:hAnsi="Times New Roman" w:cs="宋体"/>
-                <w:b/>
-                <w:bCs/>
-                <w:sz w:val="21"/>
+                <w:rFonts w:ascii="Times New Roman" w:eastAsia="宋体" w:hAnsi="Times New Roman"/>
+                <w:b/>
+                <w:bCs/>
+                <w:sz w:val="21"/>
+                <w:szCs w:val="21"/>
               </w:rPr>
               <w:t xml:space="preserve">系统：</w:t>
             </w:r>
             <w:r>
               <w:rPr>
-                <w:rFonts w:ascii="Times New Roman" w:eastAsia="宋体" w:hAnsi="Times New Roman" w:cs="宋体"/>
-                <w:sz w:val="21"/>
+                <w:rFonts w:ascii="Times New Roman" w:eastAsia="宋体" w:hAnsi="Times New Roman"/>
+                <w:sz w:val="21"/>
+                <w:szCs w:val="21"/>
               </w:rPr>
               <w:t xml:space="preserve">用友</w:t>
             </w:r>
@@ -3241,8 +3696,9 @@
             </w:r>
             <w:r>
               <w:rPr>
-                <w:rFonts w:ascii="Times New Roman" w:eastAsia="宋体" w:hAnsi="Times New Roman" w:cs="宋体"/>
-                <w:sz w:val="21"/>
+                <w:rFonts w:ascii="Times New Roman" w:eastAsia="宋体" w:hAnsi="Times New Roman"/>
+                <w:sz w:val="21"/>
+                <w:szCs w:val="21"/>
               </w:rPr>
               <w:t xml:space="preserve">（采购订单→核算全流程，熟悉订单下发、供应商执行跟进与对账结算、单据流转与模块联动）</w:t>
             </w:r>
@@ -3251,18 +3707,18 @@
             <w:pPr>
               <w:spacing w:line="290" w:lineRule="atLeast" w:before="0" w:after="0"/>
               <w:rPr>
-                <w:rFonts w:ascii="Times New Roman" w:eastAsia="宋体" w:hAnsi="Times New Roman" w:cs="宋体" w:hint="default"/>
-                <w:b/>
-                <w:bCs/>
-                <w:sz w:val="21"/>
-              </w:rPr>
-            </w:pPr>
-            <w:r>
-              <w:rPr>
-                <w:rFonts w:ascii="Times New Roman" w:eastAsia="宋体" w:hAnsi="Times New Roman" w:cs="宋体"/>
-                <w:b/>
-                <w:bCs/>
-                <w:sz w:val="21"/>
+                <w:rFonts w:ascii="Times New Roman" w:eastAsia="宋体" w:hAnsi="Times New Roman" w:hint="default"/>
+                <w:sz w:val="21"/>
+                <w:szCs w:val="21"/>
+              </w:rPr>
+            </w:pPr>
+            <w:r>
+              <w:rPr>
+                <w:rFonts w:ascii="Times New Roman" w:eastAsia="宋体" w:hAnsi="Times New Roman"/>
+                <w:b/>
+                <w:bCs/>
+                <w:sz w:val="21"/>
+                <w:szCs w:val="21"/>
               </w:rPr>
               <w:t xml:space="preserve">数据工具：</w:t>
             </w:r>
@@ -3275,8 +3731,9 @@
             </w:r>
             <w:r>
               <w:rPr>
-                <w:rFonts w:ascii="Times New Roman" w:eastAsia="宋体" w:hAnsi="Times New Roman" w:cs="宋体"/>
-                <w:sz w:val="21"/>
+                <w:rFonts w:ascii="Times New Roman" w:eastAsia="宋体" w:hAnsi="Times New Roman"/>
+                <w:sz w:val="21"/>
+                <w:szCs w:val="21"/>
               </w:rPr>
               <w:t xml:space="preserve">（数据透视表、</w:t>
             </w:r>
@@ -3289,8 +3746,9 @@
             </w:r>
             <w:r>
               <w:rPr>
-                <w:rFonts w:ascii="Times New Roman" w:eastAsia="宋体" w:hAnsi="Times New Roman" w:cs="宋体"/>
-                <w:sz w:val="21"/>
+                <w:rFonts w:ascii="Times New Roman" w:eastAsia="宋体" w:hAnsi="Times New Roman"/>
+                <w:sz w:val="21"/>
+                <w:szCs w:val="21"/>
               </w:rPr>
               <w:t xml:space="preserve">、函数、台账）、</w:t>
             </w:r>
@@ -3303,8 +3761,9 @@
             </w:r>
             <w:r>
               <w:rPr>
-                <w:rFonts w:ascii="Times New Roman" w:eastAsia="宋体" w:hAnsi="Times New Roman" w:cs="宋体"/>
-                <w:sz w:val="21"/>
+                <w:rFonts w:ascii="Times New Roman" w:eastAsia="宋体" w:hAnsi="Times New Roman"/>
+                <w:sz w:val="21"/>
+                <w:szCs w:val="21"/>
               </w:rPr>
               <w:t xml:space="preserve">（</w:t>
             </w:r>
@@ -3317,8 +3776,9 @@
             </w:r>
             <w:r>
               <w:rPr>
-                <w:rFonts w:ascii="Times New Roman" w:eastAsia="宋体" w:hAnsi="Times New Roman" w:cs="宋体"/>
-                <w:sz w:val="21"/>
+                <w:rFonts w:ascii="Times New Roman" w:eastAsia="宋体" w:hAnsi="Times New Roman"/>
+                <w:sz w:val="21"/>
+                <w:szCs w:val="21"/>
               </w:rPr>
               <w:t xml:space="preserve">）、</w:t>
             </w:r>
@@ -3331,8 +3791,9 @@
             </w:r>
             <w:r>
               <w:rPr>
-                <w:rFonts w:ascii="Times New Roman" w:eastAsia="宋体" w:hAnsi="Times New Roman" w:cs="宋体"/>
-                <w:sz w:val="21"/>
+                <w:rFonts w:ascii="Times New Roman" w:eastAsia="宋体" w:hAnsi="Times New Roman"/>
+                <w:sz w:val="21"/>
+                <w:szCs w:val="21"/>
               </w:rPr>
               <w:t xml:space="preserve">、</w:t>
             </w:r>
@@ -3348,18 +3809,18 @@
             <w:pPr>
               <w:spacing w:line="290" w:lineRule="atLeast" w:before="0" w:after="0"/>
               <w:rPr>
-                <w:rFonts w:ascii="Times New Roman" w:eastAsia="宋体" w:hAnsi="Times New Roman" w:cs="宋体" w:hint="default"/>
-                <w:b/>
-                <w:bCs/>
-                <w:sz w:val="21"/>
-              </w:rPr>
-            </w:pPr>
-            <w:r>
-              <w:rPr>
-                <w:rFonts w:ascii="Times New Roman" w:eastAsia="宋体" w:hAnsi="Times New Roman" w:cs="宋体"/>
-                <w:b/>
-                <w:bCs/>
-                <w:sz w:val="21"/>
+                <w:rFonts w:ascii="Times New Roman" w:eastAsia="宋体" w:hAnsi="Times New Roman" w:hint="default"/>
+                <w:sz w:val="21"/>
+                <w:szCs w:val="21"/>
+              </w:rPr>
+            </w:pPr>
+            <w:r>
+              <w:rPr>
+                <w:rFonts w:ascii="Times New Roman" w:eastAsia="宋体" w:hAnsi="Times New Roman"/>
+                <w:b/>
+                <w:bCs/>
+                <w:sz w:val="21"/>
+                <w:szCs w:val="21"/>
               </w:rPr>
               <w:t xml:space="preserve">语言能力：</w:t>
             </w:r>
@@ -3372,8 +3833,9 @@
             </w:r>
             <w:r>
               <w:rPr>
-                <w:rFonts w:ascii="Times New Roman" w:eastAsia="宋体" w:hAnsi="Times New Roman" w:cs="宋体"/>
-                <w:sz w:val="21"/>
+                <w:rFonts w:ascii="Times New Roman" w:eastAsia="宋体" w:hAnsi="Times New Roman"/>
+                <w:sz w:val="21"/>
+                <w:szCs w:val="21"/>
               </w:rPr>
               <w:t xml:space="preserve">，可阅读英文专业资料与基础商务沟通</w:t>
             </w:r>
@@ -3382,25 +3844,26 @@
             <w:pPr>
               <w:spacing w:line="290" w:lineRule="atLeast" w:before="0" w:after="0"/>
               <w:rPr>
-                <w:rFonts w:ascii="Times New Roman" w:eastAsia="宋体" w:hAnsi="Times New Roman" w:cs="宋体" w:hint="default"/>
-                <w:b/>
-                <w:bCs/>
-                <w:sz w:val="21"/>
-              </w:rPr>
-            </w:pPr>
-            <w:r>
-              <w:rPr>
-                <w:rFonts w:ascii="Times New Roman" w:eastAsia="宋体" w:hAnsi="Times New Roman" w:cs="宋体"/>
-                <w:b/>
-                <w:bCs/>
-                <w:sz w:val="21"/>
+                <w:rFonts w:ascii="Times New Roman" w:eastAsia="宋体" w:hAnsi="Times New Roman" w:hint="default"/>
+                <w:sz w:val="21"/>
+                <w:szCs w:val="21"/>
+              </w:rPr>
+            </w:pPr>
+            <w:r>
+              <w:rPr>
+                <w:rFonts w:ascii="Times New Roman" w:eastAsia="宋体" w:hAnsi="Times New Roman"/>
+                <w:b/>
+                <w:bCs/>
+                <w:sz w:val="21"/>
+                <w:szCs w:val="21"/>
               </w:rPr>
               <w:t xml:space="preserve">通用能力：</w:t>
             </w:r>
             <w:r>
               <w:rPr>
-                <w:rFonts w:ascii="Times New Roman" w:eastAsia="宋体" w:hAnsi="Times New Roman" w:cs="宋体"/>
-                <w:sz w:val="21"/>
+                <w:rFonts w:ascii="Times New Roman" w:eastAsia="宋体" w:hAnsi="Times New Roman"/>
+                <w:sz w:val="21"/>
+                <w:szCs w:val="21"/>
               </w:rPr>
               <w:t xml:space="preserve">项目主导、跨部门沟通协作、流程梳理与标准化、文档与台账管理</w:t>
             </w:r>
@@ -3410,11 +3873,12 @@
     </w:tbl>
     <w:p>
       <w:pPr>
+        <w:spacing w:line="290" w:lineRule="atLeast" w:before="0" w:after="0"/>
         <w:rPr>
+          <w:rFonts w:hint="default"/>
           <w:vanish/>
           <w:sz w:val="21"/>
         </w:rPr>
-        <w:spacing w:line="290" w:lineRule="atLeast" w:before="0" w:after="0"/>
       </w:pPr>
     </w:p>
     <w:sectPr>
@@ -4124,6 +4588,119 @@
     </w:lvl>
   </w:abstractNum>
   <w:abstractNum w:abstractNumId="5" w15:restartNumberingAfterBreak="0">
+    <w:nsid w:val="58F31E08"/>
+    <w:multiLevelType w:val="hybridMultilevel"/>
+    <w:tmpl w:val="7052726E"/>
+    <w:lvl w:ilvl="0" w:tplc="5E38295A">
+      <w:start w:val="1"/>
+      <w:numFmt w:val="bullet"/>
+      <w:lvlText w:val=""/>
+      <w:lvlJc w:val="left"/>
+      <w:pPr>
+        <w:ind w:left="440" w:hanging="440"/>
+      </w:pPr>
+      <w:rPr>
+        <w:rFonts w:ascii="Wingdings" w:hAnsi="Wingdings" w:hint="default"/>
+      </w:rPr>
+    </w:lvl>
+    <w:lvl w:ilvl="1" w:tplc="FFFFFFFF" w:tentative="1">
+      <w:start w:val="1"/>
+      <w:numFmt w:val="bullet"/>
+      <w:lvlText w:val=""/>
+      <w:lvlJc w:val="left"/>
+      <w:pPr>
+        <w:ind w:left="880" w:hanging="440"/>
+      </w:pPr>
+      <w:rPr>
+        <w:rFonts w:ascii="Wingdings" w:hAnsi="Wingdings" w:hint="default"/>
+      </w:rPr>
+    </w:lvl>
+    <w:lvl w:ilvl="2" w:tplc="FFFFFFFF" w:tentative="1">
+      <w:start w:val="1"/>
+      <w:numFmt w:val="bullet"/>
+      <w:lvlText w:val=""/>
+      <w:lvlJc w:val="left"/>
+      <w:pPr>
+        <w:ind w:left="1320" w:hanging="440"/>
+      </w:pPr>
+      <w:rPr>
+        <w:rFonts w:ascii="Wingdings" w:hAnsi="Wingdings" w:hint="default"/>
+      </w:rPr>
+    </w:lvl>
+    <w:lvl w:ilvl="3" w:tplc="FFFFFFFF" w:tentative="1">
+      <w:start w:val="1"/>
+      <w:numFmt w:val="bullet"/>
+      <w:lvlText w:val=""/>
+      <w:lvlJc w:val="left"/>
+      <w:pPr>
+        <w:ind w:left="1760" w:hanging="440"/>
+      </w:pPr>
+      <w:rPr>
+        <w:rFonts w:ascii="Wingdings" w:hAnsi="Wingdings" w:hint="default"/>
+      </w:rPr>
+    </w:lvl>
+    <w:lvl w:ilvl="4" w:tplc="FFFFFFFF" w:tentative="1">
+      <w:start w:val="1"/>
+      <w:numFmt w:val="bullet"/>
+      <w:lvlText w:val=""/>
+      <w:lvlJc w:val="left"/>
+      <w:pPr>
+        <w:ind w:left="2200" w:hanging="440"/>
+      </w:pPr>
+      <w:rPr>
+        <w:rFonts w:ascii="Wingdings" w:hAnsi="Wingdings" w:hint="default"/>
+      </w:rPr>
+    </w:lvl>
+    <w:lvl w:ilvl="5" w:tplc="FFFFFFFF" w:tentative="1">
+      <w:start w:val="1"/>
+      <w:numFmt w:val="bullet"/>
+      <w:lvlText w:val=""/>
+      <w:lvlJc w:val="left"/>
+      <w:pPr>
+        <w:ind w:left="2640" w:hanging="440"/>
+      </w:pPr>
+      <w:rPr>
+        <w:rFonts w:ascii="Wingdings" w:hAnsi="Wingdings" w:hint="default"/>
+      </w:rPr>
+    </w:lvl>
+    <w:lvl w:ilvl="6" w:tplc="FFFFFFFF" w:tentative="1">
+      <w:start w:val="1"/>
+      <w:numFmt w:val="bullet"/>
+      <w:lvlText w:val=""/>
+      <w:lvlJc w:val="left"/>
+      <w:pPr>
+        <w:ind w:left="3080" w:hanging="440"/>
+      </w:pPr>
+      <w:rPr>
+        <w:rFonts w:ascii="Wingdings" w:hAnsi="Wingdings" w:hint="default"/>
+      </w:rPr>
+    </w:lvl>
+    <w:lvl w:ilvl="7" w:tplc="FFFFFFFF" w:tentative="1">
+      <w:start w:val="1"/>
+      <w:numFmt w:val="bullet"/>
+      <w:lvlText w:val=""/>
+      <w:lvlJc w:val="left"/>
+      <w:pPr>
+        <w:ind w:left="3520" w:hanging="440"/>
+      </w:pPr>
+      <w:rPr>
+        <w:rFonts w:ascii="Wingdings" w:hAnsi="Wingdings" w:hint="default"/>
+      </w:rPr>
+    </w:lvl>
+    <w:lvl w:ilvl="8" w:tplc="FFFFFFFF" w:tentative="1">
+      <w:start w:val="1"/>
+      <w:numFmt w:val="bullet"/>
+      <w:lvlText w:val=""/>
+      <w:lvlJc w:val="left"/>
+      <w:pPr>
+        <w:ind w:left="3960" w:hanging="440"/>
+      </w:pPr>
+      <w:rPr>
+        <w:rFonts w:ascii="Wingdings" w:hAnsi="Wingdings" w:hint="default"/>
+      </w:rPr>
+    </w:lvl>
+  </w:abstractNum>
+  <w:abstractNum w:abstractNumId="6" w15:restartNumberingAfterBreak="0">
     <w:nsid w:val="5FC712C2"/>
     <w:multiLevelType w:val="hybridMultilevel"/>
     <w:tmpl w:val="C53AD0D2"/>
@@ -4236,7 +4813,120 @@
       </w:rPr>
     </w:lvl>
   </w:abstractNum>
-  <w:abstractNum w:abstractNumId="6" w15:restartNumberingAfterBreak="0">
+  <w:abstractNum w:abstractNumId="7" w15:restartNumberingAfterBreak="0">
+    <w:nsid w:val="62D54215"/>
+    <w:multiLevelType w:val="hybridMultilevel"/>
+    <w:tmpl w:val="D7F42A42"/>
+    <w:lvl w:ilvl="0" w:tplc="04090001">
+      <w:start w:val="1"/>
+      <w:numFmt w:val="bullet"/>
+      <w:lvlText w:val=""/>
+      <w:lvlJc w:val="left"/>
+      <w:pPr>
+        <w:ind w:left="440" w:hanging="440"/>
+      </w:pPr>
+      <w:rPr>
+        <w:rFonts w:ascii="Wingdings" w:hAnsi="Wingdings" w:hint="default"/>
+      </w:rPr>
+    </w:lvl>
+    <w:lvl w:ilvl="1" w:tplc="04090003" w:tentative="1">
+      <w:start w:val="1"/>
+      <w:numFmt w:val="bullet"/>
+      <w:lvlText w:val=""/>
+      <w:lvlJc w:val="left"/>
+      <w:pPr>
+        <w:ind w:left="880" w:hanging="440"/>
+      </w:pPr>
+      <w:rPr>
+        <w:rFonts w:ascii="Wingdings" w:hAnsi="Wingdings" w:hint="default"/>
+      </w:rPr>
+    </w:lvl>
+    <w:lvl w:ilvl="2" w:tplc="04090005" w:tentative="1">
+      <w:start w:val="1"/>
+      <w:numFmt w:val="bullet"/>
+      <w:lvlText w:val=""/>
+      <w:lvlJc w:val="left"/>
+      <w:pPr>
+        <w:ind w:left="1320" w:hanging="440"/>
+      </w:pPr>
+      <w:rPr>
+        <w:rFonts w:ascii="Wingdings" w:hAnsi="Wingdings" w:hint="default"/>
+      </w:rPr>
+    </w:lvl>
+    <w:lvl w:ilvl="3" w:tplc="04090001" w:tentative="1">
+      <w:start w:val="1"/>
+      <w:numFmt w:val="bullet"/>
+      <w:lvlText w:val=""/>
+      <w:lvlJc w:val="left"/>
+      <w:pPr>
+        <w:ind w:left="1760" w:hanging="440"/>
+      </w:pPr>
+      <w:rPr>
+        <w:rFonts w:ascii="Wingdings" w:hAnsi="Wingdings" w:hint="default"/>
+      </w:rPr>
+    </w:lvl>
+    <w:lvl w:ilvl="4" w:tplc="04090003" w:tentative="1">
+      <w:start w:val="1"/>
+      <w:numFmt w:val="bullet"/>
+      <w:lvlText w:val=""/>
+      <w:lvlJc w:val="left"/>
+      <w:pPr>
+        <w:ind w:left="2200" w:hanging="440"/>
+      </w:pPr>
+      <w:rPr>
+        <w:rFonts w:ascii="Wingdings" w:hAnsi="Wingdings" w:hint="default"/>
+      </w:rPr>
+    </w:lvl>
+    <w:lvl w:ilvl="5" w:tplc="04090005" w:tentative="1">
+      <w:start w:val="1"/>
+      <w:numFmt w:val="bullet"/>
+      <w:lvlText w:val=""/>
+      <w:lvlJc w:val="left"/>
+      <w:pPr>
+        <w:ind w:left="2640" w:hanging="440"/>
+      </w:pPr>
+      <w:rPr>
+        <w:rFonts w:ascii="Wingdings" w:hAnsi="Wingdings" w:hint="default"/>
+      </w:rPr>
+    </w:lvl>
+    <w:lvl w:ilvl="6" w:tplc="04090001" w:tentative="1">
+      <w:start w:val="1"/>
+      <w:numFmt w:val="bullet"/>
+      <w:lvlText w:val=""/>
+      <w:lvlJc w:val="left"/>
+      <w:pPr>
+        <w:ind w:left="3080" w:hanging="440"/>
+      </w:pPr>
+      <w:rPr>
+        <w:rFonts w:ascii="Wingdings" w:hAnsi="Wingdings" w:hint="default"/>
+      </w:rPr>
+    </w:lvl>
+    <w:lvl w:ilvl="7" w:tplc="04090003" w:tentative="1">
+      <w:start w:val="1"/>
+      <w:numFmt w:val="bullet"/>
+      <w:lvlText w:val=""/>
+      <w:lvlJc w:val="left"/>
+      <w:pPr>
+        <w:ind w:left="3520" w:hanging="440"/>
+      </w:pPr>
+      <w:rPr>
+        <w:rFonts w:ascii="Wingdings" w:hAnsi="Wingdings" w:hint="default"/>
+      </w:rPr>
+    </w:lvl>
+    <w:lvl w:ilvl="8" w:tplc="04090005" w:tentative="1">
+      <w:start w:val="1"/>
+      <w:numFmt w:val="bullet"/>
+      <w:lvlText w:val=""/>
+      <w:lvlJc w:val="left"/>
+      <w:pPr>
+        <w:ind w:left="3960" w:hanging="440"/>
+      </w:pPr>
+      <w:rPr>
+        <w:rFonts w:ascii="Wingdings" w:hAnsi="Wingdings" w:hint="default"/>
+      </w:rPr>
+    </w:lvl>
+  </w:abstractNum>
+  <w:abstractNum w:abstractNumId="8" w15:restartNumberingAfterBreak="0">
     <w:nsid w:val="66A471A6"/>
     <w:multiLevelType w:val="multilevel"/>
     <w:tmpl w:val="7E24A1C0"/>
@@ -4385,7 +5075,120 @@
       </w:rPr>
     </w:lvl>
   </w:abstractNum>
-  <w:abstractNum w:abstractNumId="7" w15:restartNumberingAfterBreak="0">
+  <w:abstractNum w:abstractNumId="9" w15:restartNumberingAfterBreak="0">
+    <w:nsid w:val="6A423825"/>
+    <w:multiLevelType w:val="hybridMultilevel"/>
+    <w:tmpl w:val="1F3247C4"/>
+    <w:lvl w:ilvl="0" w:tplc="5E38295A">
+      <w:start w:val="1"/>
+      <w:numFmt w:val="bullet"/>
+      <w:lvlText w:val=""/>
+      <w:lvlJc w:val="left"/>
+      <w:pPr>
+        <w:ind w:left="440" w:hanging="440"/>
+      </w:pPr>
+      <w:rPr>
+        <w:rFonts w:ascii="Wingdings" w:hAnsi="Wingdings" w:hint="default"/>
+      </w:rPr>
+    </w:lvl>
+    <w:lvl w:ilvl="1" w:tplc="04090003" w:tentative="1">
+      <w:start w:val="1"/>
+      <w:numFmt w:val="bullet"/>
+      <w:lvlText w:val=""/>
+      <w:lvlJc w:val="left"/>
+      <w:pPr>
+        <w:ind w:left="880" w:hanging="440"/>
+      </w:pPr>
+      <w:rPr>
+        <w:rFonts w:ascii="Wingdings" w:hAnsi="Wingdings" w:hint="default"/>
+      </w:rPr>
+    </w:lvl>
+    <w:lvl w:ilvl="2" w:tplc="04090005" w:tentative="1">
+      <w:start w:val="1"/>
+      <w:numFmt w:val="bullet"/>
+      <w:lvlText w:val=""/>
+      <w:lvlJc w:val="left"/>
+      <w:pPr>
+        <w:ind w:left="1320" w:hanging="440"/>
+      </w:pPr>
+      <w:rPr>
+        <w:rFonts w:ascii="Wingdings" w:hAnsi="Wingdings" w:hint="default"/>
+      </w:rPr>
+    </w:lvl>
+    <w:lvl w:ilvl="3" w:tplc="04090001" w:tentative="1">
+      <w:start w:val="1"/>
+      <w:numFmt w:val="bullet"/>
+      <w:lvlText w:val=""/>
+      <w:lvlJc w:val="left"/>
+      <w:pPr>
+        <w:ind w:left="1760" w:hanging="440"/>
+      </w:pPr>
+      <w:rPr>
+        <w:rFonts w:ascii="Wingdings" w:hAnsi="Wingdings" w:hint="default"/>
+      </w:rPr>
+    </w:lvl>
+    <w:lvl w:ilvl="4" w:tplc="04090003" w:tentative="1">
+      <w:start w:val="1"/>
+      <w:numFmt w:val="bullet"/>
+      <w:lvlText w:val=""/>
+      <w:lvlJc w:val="left"/>
+      <w:pPr>
+        <w:ind w:left="2200" w:hanging="440"/>
+      </w:pPr>
+      <w:rPr>
+        <w:rFonts w:ascii="Wingdings" w:hAnsi="Wingdings" w:hint="default"/>
+      </w:rPr>
+    </w:lvl>
+    <w:lvl w:ilvl="5" w:tplc="04090005" w:tentative="1">
+      <w:start w:val="1"/>
+      <w:numFmt w:val="bullet"/>
+      <w:lvlText w:val=""/>
+      <w:lvlJc w:val="left"/>
+      <w:pPr>
+        <w:ind w:left="2640" w:hanging="440"/>
+      </w:pPr>
+      <w:rPr>
+        <w:rFonts w:ascii="Wingdings" w:hAnsi="Wingdings" w:hint="default"/>
+      </w:rPr>
+    </w:lvl>
+    <w:lvl w:ilvl="6" w:tplc="04090001" w:tentative="1">
+      <w:start w:val="1"/>
+      <w:numFmt w:val="bullet"/>
+      <w:lvlText w:val=""/>
+      <w:lvlJc w:val="left"/>
+      <w:pPr>
+        <w:ind w:left="3080" w:hanging="440"/>
+      </w:pPr>
+      <w:rPr>
+        <w:rFonts w:ascii="Wingdings" w:hAnsi="Wingdings" w:hint="default"/>
+      </w:rPr>
+    </w:lvl>
+    <w:lvl w:ilvl="7" w:tplc="04090003" w:tentative="1">
+      <w:start w:val="1"/>
+      <w:numFmt w:val="bullet"/>
+      <w:lvlText w:val=""/>
+      <w:lvlJc w:val="left"/>
+      <w:pPr>
+        <w:ind w:left="3520" w:hanging="440"/>
+      </w:pPr>
+      <w:rPr>
+        <w:rFonts w:ascii="Wingdings" w:hAnsi="Wingdings" w:hint="default"/>
+      </w:rPr>
+    </w:lvl>
+    <w:lvl w:ilvl="8" w:tplc="04090005" w:tentative="1">
+      <w:start w:val="1"/>
+      <w:numFmt w:val="bullet"/>
+      <w:lvlText w:val=""/>
+      <w:lvlJc w:val="left"/>
+      <w:pPr>
+        <w:ind w:left="3960" w:hanging="440"/>
+      </w:pPr>
+      <w:rPr>
+        <w:rFonts w:ascii="Wingdings" w:hAnsi="Wingdings" w:hint="default"/>
+      </w:rPr>
+    </w:lvl>
+  </w:abstractNum>
+  <w:abstractNum w:abstractNumId="10" w15:restartNumberingAfterBreak="0">
     <w:nsid w:val="712D0B72"/>
     <w:multiLevelType w:val="hybridMultilevel"/>
     <w:tmpl w:val="B4D61258"/>
@@ -4498,7 +5301,7 @@
       </w:rPr>
     </w:lvl>
   </w:abstractNum>
-  <w:abstractNum w:abstractNumId="8" w15:restartNumberingAfterBreak="0">
+  <w:abstractNum w:abstractNumId="11" w15:restartNumberingAfterBreak="0">
     <w:nsid w:val="78D96D11"/>
     <w:multiLevelType w:val="hybridMultilevel"/>
     <w:tmpl w:val="D24C4AF2"/>
@@ -4611,7 +5414,7 @@
       </w:rPr>
     </w:lvl>
   </w:abstractNum>
-  <w:abstractNum w:abstractNumId="9" w15:restartNumberingAfterBreak="0">
+  <w:abstractNum w:abstractNumId="12" w15:restartNumberingAfterBreak="0">
     <w:nsid w:val="7BF40CE8"/>
     <w:multiLevelType w:val="hybridMultilevel"/>
     <w:tmpl w:val="37008676"/>
@@ -4724,7 +5527,7 @@
       </w:rPr>
     </w:lvl>
   </w:abstractNum>
-  <w:abstractNum w:abstractNumId="10" w15:restartNumberingAfterBreak="0">
+  <w:abstractNum w:abstractNumId="13" w15:restartNumberingAfterBreak="0">
     <w:nsid w:val="7F2C0900"/>
     <w:multiLevelType w:val="multilevel"/>
     <w:tmpl w:val="E342F1D6"/>
@@ -4873,7 +5676,7 @@
       </w:rPr>
     </w:lvl>
   </w:abstractNum>
-  <w:abstractNum w:abstractNumId="11" w15:restartNumberingAfterBreak="0">
+  <w:abstractNum w:abstractNumId="14" w15:restartNumberingAfterBreak="0">
     <w:nsid w:val="7FBD4FA6"/>
     <w:multiLevelType w:val="hybridMultilevel"/>
     <w:tmpl w:val="9886E50E"/>
@@ -4990,19 +5793,19 @@
     <w:abstractNumId w:val="3"/>
   </w:num>
   <w:num w:numId="2" w16cid:durableId="453059383">
-    <w:abstractNumId w:val="7"/>
+    <w:abstractNumId w:val="10"/>
   </w:num>
   <w:num w:numId="3" w16cid:durableId="1083911136">
-    <w:abstractNumId w:val="10"/>
+    <w:abstractNumId w:val="13"/>
   </w:num>
   <w:num w:numId="4" w16cid:durableId="1489401990">
     <w:abstractNumId w:val="0"/>
   </w:num>
   <w:num w:numId="5" w16cid:durableId="52118718">
-    <w:abstractNumId w:val="5"/>
+    <w:abstractNumId w:val="6"/>
   </w:num>
   <w:num w:numId="6" w16cid:durableId="1965043679">
-    <w:abstractNumId w:val="8"/>
+    <w:abstractNumId w:val="11"/>
   </w:num>
   <w:num w:numId="7" w16cid:durableId="855264805">
     <w:abstractNumId w:val="4"/>
@@ -5011,28 +5814,28 @@
     <w:abstractNumId w:val="2"/>
   </w:num>
   <w:num w:numId="9" w16cid:durableId="1224945940">
-    <w:abstractNumId w:val="11"/>
+    <w:abstractNumId w:val="14"/>
   </w:num>
   <w:num w:numId="10" w16cid:durableId="371344320">
-    <w:abstractNumId w:val="9"/>
+    <w:abstractNumId w:val="12"/>
   </w:num>
   <w:num w:numId="11" w16cid:durableId="1810392422">
-    <w:abstractNumId w:val="6"/>
+    <w:abstractNumId w:val="8"/>
   </w:num>
   <w:num w:numId="12" w16cid:durableId="1112557520">
     <w:abstractNumId w:val="1"/>
   </w:num>
   <w:num w:numId="13" w16cid:durableId="1101874244">
+    <w:abstractNumId w:val="6"/>
+  </w:num>
+  <w:num w:numId="14" w16cid:durableId="555161339">
+    <w:abstractNumId w:val="7"/>
+  </w:num>
+  <w:num w:numId="15" w16cid:durableId="1158109117">
     <w:abstractNumId w:val="5"/>
-    <w:lvlOverride w:ilvl="0"/>
-    <w:lvlOverride w:ilvl="1"/>
-    <w:lvlOverride w:ilvl="2"/>
-    <w:lvlOverride w:ilvl="3"/>
-    <w:lvlOverride w:ilvl="4"/>
-    <w:lvlOverride w:ilvl="5"/>
-    <w:lvlOverride w:ilvl="6"/>
-    <w:lvlOverride w:ilvl="7"/>
-    <w:lvlOverride w:ilvl="8"/>
+  </w:num>
+  <w:num w:numId="16" w16cid:durableId="1464036465">
+    <w:abstractNumId w:val="9"/>
   </w:num>
 </w:numbering>
 </file>
@@ -5203,7 +6006,6 @@
     <w:lsdException w:name="Table Web 2" w:semiHidden="1" w:unhideWhenUsed="1"/>
     <w:lsdException w:name="Table Web 3" w:semiHidden="1" w:unhideWhenUsed="1"/>
     <w:lsdException w:name="Balloon Text" w:semiHidden="1" w:unhideWhenUsed="1"/>
-    <w:lsdException w:name="Table Grid" w:semiHidden="1" w:unhideWhenUsed="1"/>
     <w:lsdException w:name="Table Theme" w:semiHidden="1" w:unhideWhenUsed="1"/>
     <w:lsdException w:name="Placeholder Text" w:semiHidden="1" w:uiPriority="99" w:unhideWhenUsed="1"/>
     <w:lsdException w:name="No Spacing" w:uiPriority="99" w:qFormat="1"/>
@@ -5495,14 +6297,17 @@
   </w:style>
   <w:style w:type="character" w:default="1" w:styleId="a0">
     <w:name w:val="Default Paragraph Font"/>
-    <w:uiPriority w:val="99"/>
+    <w:uiPriority w:val="1"/>
+    <w:semiHidden/>
     <w:unhideWhenUsed/>
   </w:style>
   <w:style w:type="table" w:default="1" w:styleId="a1">
     <w:name w:val="Normal Table"/>
     <w:uiPriority w:val="99"/>
+    <w:semiHidden/>
     <w:unhideWhenUsed/>
     <w:tblPr>
+      <w:tblInd w:w="0" w:type="dxa"/>
       <w:tblCellMar>
         <w:top w:w="0" w:type="dxa"/>
         <w:left w:w="108" w:type="dxa"/>
